--- a/odigoi/06_local_cluster_infrastructure_docker.en.docx
+++ b/odigoi/06_local_cluster_infrastructure_docker.en.docx
@@ -20,7 +20,7 @@
           <w:sz w:val="22"/>
           <w:szCs w:val="22"/>
         </w:rPr>
-        <w:id w:val="-1685890898"/>
+        <w:id w:val="-368458834"/>
         <w:docPartObj>
           <w:docPartGallery w:val="Table of Contents"/>
           <w:docPartUnique/>
@@ -61,7 +61,7 @@
           <w:r>
             <w:fldChar w:fldCharType="separate"/>
           </w:r>
-          <w:hyperlink w:anchor="_Toc225777500" w:history="1">
+          <w:hyperlink w:anchor="_Toc227785300" w:history="1">
             <w:r>
               <w:rPr>
                 <w:rStyle w:val="Hyperlink"/>
@@ -88,7 +88,7 @@
                 <w:noProof/>
                 <w:webHidden/>
               </w:rPr>
-              <w:instrText xml:space="preserve"> PAGEREF _Toc225777500 \h </w:instrText>
+              <w:instrText xml:space="preserve"> PAGEREF _Toc227785300 \h </w:instrText>
             </w:r>
             <w:r>
               <w:rPr>
@@ -135,7 +135,7 @@
               <w14:ligatures w14:val="standardContextual"/>
             </w:rPr>
           </w:pPr>
-          <w:hyperlink w:anchor="_Toc225777501" w:history="1">
+          <w:hyperlink w:anchor="_Toc227785301" w:history="1">
             <w:r>
               <w:rPr>
                 <w:rStyle w:val="Hyperlink"/>
@@ -162,7 +162,7 @@
                 <w:noProof/>
                 <w:webHidden/>
               </w:rPr>
-              <w:instrText xml:space="preserve"> PAGEREF _Toc225777501 \h </w:instrText>
+              <w:instrText xml:space="preserve"> PAGEREF _Toc227785301 \h </w:instrText>
             </w:r>
             <w:r>
               <w:rPr>
@@ -209,7 +209,7 @@
               <w14:ligatures w14:val="standardContextual"/>
             </w:rPr>
           </w:pPr>
-          <w:hyperlink w:anchor="_Toc225777502" w:history="1">
+          <w:hyperlink w:anchor="_Toc227785302" w:history="1">
             <w:r>
               <w:rPr>
                 <w:rStyle w:val="Hyperlink"/>
@@ -236,7 +236,7 @@
                 <w:noProof/>
                 <w:webHidden/>
               </w:rPr>
-              <w:instrText xml:space="preserve"> PAGEREF _Toc225777502 \h </w:instrText>
+              <w:instrText xml:space="preserve"> PAGEREF _Toc227785302 \h </w:instrText>
             </w:r>
             <w:r>
               <w:rPr>
@@ -283,7 +283,7 @@
               <w14:ligatures w14:val="standardContextual"/>
             </w:rPr>
           </w:pPr>
-          <w:hyperlink w:anchor="_Toc225777503" w:history="1">
+          <w:hyperlink w:anchor="_Toc227785303" w:history="1">
             <w:r>
               <w:rPr>
                 <w:rStyle w:val="Hyperlink"/>
@@ -310,7 +310,7 @@
                 <w:noProof/>
                 <w:webHidden/>
               </w:rPr>
-              <w:instrText xml:space="preserve"> PAGEREF _Toc225777503 \h </w:instrText>
+              <w:instrText xml:space="preserve"> PAGEREF _Toc227785303 \h </w:instrText>
             </w:r>
             <w:r>
               <w:rPr>
@@ -357,7 +357,7 @@
               <w14:ligatures w14:val="standardContextual"/>
             </w:rPr>
           </w:pPr>
-          <w:hyperlink w:anchor="_Toc225777504" w:history="1">
+          <w:hyperlink w:anchor="_Toc227785304" w:history="1">
             <w:r>
               <w:rPr>
                 <w:rStyle w:val="Hyperlink"/>
@@ -384,7 +384,7 @@
                 <w:noProof/>
                 <w:webHidden/>
               </w:rPr>
-              <w:instrText xml:space="preserve"> PAGEREF _Toc225777504 \h </w:instrText>
+              <w:instrText xml:space="preserve"> PAGEREF _Toc227785304 \h </w:instrText>
             </w:r>
             <w:r>
               <w:rPr>
@@ -431,7 +431,7 @@
               <w14:ligatures w14:val="standardContextual"/>
             </w:rPr>
           </w:pPr>
-          <w:hyperlink w:anchor="_Toc225777505" w:history="1">
+          <w:hyperlink w:anchor="_Toc227785305" w:history="1">
             <w:r>
               <w:rPr>
                 <w:rStyle w:val="Hyperlink"/>
@@ -458,7 +458,7 @@
                 <w:noProof/>
                 <w:webHidden/>
               </w:rPr>
-              <w:instrText xml:space="preserve"> PAGEREF _Toc225777505 \h </w:instrText>
+              <w:instrText xml:space="preserve"> PAGEREF _Toc227785305 \h </w:instrText>
             </w:r>
             <w:r>
               <w:rPr>
@@ -505,7 +505,7 @@
               <w14:ligatures w14:val="standardContextual"/>
             </w:rPr>
           </w:pPr>
-          <w:hyperlink w:anchor="_Toc225777506" w:history="1">
+          <w:hyperlink w:anchor="_Toc227785306" w:history="1">
             <w:r>
               <w:rPr>
                 <w:rStyle w:val="Hyperlink"/>
@@ -532,7 +532,7 @@
                 <w:noProof/>
                 <w:webHidden/>
               </w:rPr>
-              <w:instrText xml:space="preserve"> PAGEREF _Toc225777506 \h </w:instrText>
+              <w:instrText xml:space="preserve"> PAGEREF _Toc227785306 \h </w:instrText>
             </w:r>
             <w:r>
               <w:rPr>
@@ -579,7 +579,7 @@
               <w14:ligatures w14:val="standardContextual"/>
             </w:rPr>
           </w:pPr>
-          <w:hyperlink w:anchor="_Toc225777507" w:history="1">
+          <w:hyperlink w:anchor="_Toc227785307" w:history="1">
             <w:r>
               <w:rPr>
                 <w:rStyle w:val="Hyperlink"/>
@@ -606,7 +606,7 @@
                 <w:noProof/>
                 <w:webHidden/>
               </w:rPr>
-              <w:instrText xml:space="preserve"> PAGEREF _Toc225777507 \h </w:instrText>
+              <w:instrText xml:space="preserve"> PAGEREF _Toc227785307 \h </w:instrText>
             </w:r>
             <w:r>
               <w:rPr>
@@ -653,7 +653,7 @@
               <w14:ligatures w14:val="standardContextual"/>
             </w:rPr>
           </w:pPr>
-          <w:hyperlink w:anchor="_Toc225777508" w:history="1">
+          <w:hyperlink w:anchor="_Toc227785308" w:history="1">
             <w:r>
               <w:rPr>
                 <w:rStyle w:val="Hyperlink"/>
@@ -680,7 +680,7 @@
                 <w:noProof/>
                 <w:webHidden/>
               </w:rPr>
-              <w:instrText xml:space="preserve"> PAGEREF _Toc225777508 \h </w:instrText>
+              <w:instrText xml:space="preserve"> PAGEREF _Toc227785308 \h </w:instrText>
             </w:r>
             <w:r>
               <w:rPr>
@@ -727,7 +727,7 @@
               <w14:ligatures w14:val="standardContextual"/>
             </w:rPr>
           </w:pPr>
-          <w:hyperlink w:anchor="_Toc225777509" w:history="1">
+          <w:hyperlink w:anchor="_Toc227785309" w:history="1">
             <w:r>
               <w:rPr>
                 <w:rStyle w:val="Hyperlink"/>
@@ -754,7 +754,7 @@
                 <w:noProof/>
                 <w:webHidden/>
               </w:rPr>
-              <w:instrText xml:space="preserve"> PAGEREF _Toc225777509 \h </w:instrText>
+              <w:instrText xml:space="preserve"> PAGEREF _Toc227785309 \h </w:instrText>
             </w:r>
             <w:r>
               <w:rPr>
@@ -801,7 +801,7 @@
               <w14:ligatures w14:val="standardContextual"/>
             </w:rPr>
           </w:pPr>
-          <w:hyperlink w:anchor="_Toc225777510" w:history="1">
+          <w:hyperlink w:anchor="_Toc227785310" w:history="1">
             <w:r>
               <w:rPr>
                 <w:rStyle w:val="Hyperlink"/>
@@ -828,7 +828,7 @@
                 <w:noProof/>
                 <w:webHidden/>
               </w:rPr>
-              <w:instrText xml:space="preserve"> PAGEREF _Toc225777510 \h </w:instrText>
+              <w:instrText xml:space="preserve"> PAGEREF _Toc227785310 \h </w:instrText>
             </w:r>
             <w:r>
               <w:rPr>
@@ -875,7 +875,7 @@
               <w14:ligatures w14:val="standardContextual"/>
             </w:rPr>
           </w:pPr>
-          <w:hyperlink w:anchor="_Toc225777511" w:history="1">
+          <w:hyperlink w:anchor="_Toc227785311" w:history="1">
             <w:r>
               <w:rPr>
                 <w:rStyle w:val="Hyperlink"/>
@@ -902,7 +902,7 @@
                 <w:noProof/>
                 <w:webHidden/>
               </w:rPr>
-              <w:instrText xml:space="preserve"> PAGEREF _Toc225777511 \h </w:instrText>
+              <w:instrText xml:space="preserve"> PAGEREF _Toc227785311 \h </w:instrText>
             </w:r>
             <w:r>
               <w:rPr>
@@ -949,7 +949,7 @@
               <w14:ligatures w14:val="standardContextual"/>
             </w:rPr>
           </w:pPr>
-          <w:hyperlink w:anchor="_Toc225777512" w:history="1">
+          <w:hyperlink w:anchor="_Toc227785312" w:history="1">
             <w:r>
               <w:rPr>
                 <w:rStyle w:val="Hyperlink"/>
@@ -976,7 +976,7 @@
                 <w:noProof/>
                 <w:webHidden/>
               </w:rPr>
-              <w:instrText xml:space="preserve"> PAGEREF _Toc225777512 \h </w:instrText>
+              <w:instrText xml:space="preserve"> PAGEREF _Toc227785312 \h </w:instrText>
             </w:r>
             <w:r>
               <w:rPr>
@@ -1023,7 +1023,7 @@
               <w14:ligatures w14:val="standardContextual"/>
             </w:rPr>
           </w:pPr>
-          <w:hyperlink w:anchor="_Toc225777513" w:history="1">
+          <w:hyperlink w:anchor="_Toc227785313" w:history="1">
             <w:r>
               <w:rPr>
                 <w:rStyle w:val="Hyperlink"/>
@@ -1050,7 +1050,7 @@
                 <w:noProof/>
                 <w:webHidden/>
               </w:rPr>
-              <w:instrText xml:space="preserve"> PAGEREF _Toc225777513 \h </w:instrText>
+              <w:instrText xml:space="preserve"> PAGEREF _Toc227785313 \h </w:instrText>
             </w:r>
             <w:r>
               <w:rPr>
@@ -1097,7 +1097,7 @@
               <w14:ligatures w14:val="standardContextual"/>
             </w:rPr>
           </w:pPr>
-          <w:hyperlink w:anchor="_Toc225777514" w:history="1">
+          <w:hyperlink w:anchor="_Toc227785314" w:history="1">
             <w:r>
               <w:rPr>
                 <w:rStyle w:val="Hyperlink"/>
@@ -1124,7 +1124,7 @@
                 <w:noProof/>
                 <w:webHidden/>
               </w:rPr>
-              <w:instrText xml:space="preserve"> PAGEREF _Toc225777514 \h </w:instrText>
+              <w:instrText xml:space="preserve"> PAGEREF _Toc227785314 \h </w:instrText>
             </w:r>
             <w:r>
               <w:rPr>
@@ -1171,7 +1171,7 @@
               <w14:ligatures w14:val="standardContextual"/>
             </w:rPr>
           </w:pPr>
-          <w:hyperlink w:anchor="_Toc225777515" w:history="1">
+          <w:hyperlink w:anchor="_Toc227785315" w:history="1">
             <w:r>
               <w:rPr>
                 <w:rStyle w:val="Hyperlink"/>
@@ -1198,7 +1198,7 @@
                 <w:noProof/>
                 <w:webHidden/>
               </w:rPr>
-              <w:instrText xml:space="preserve"> PAGEREF _Toc225777515 \h </w:instrText>
+              <w:instrText xml:space="preserve"> PAGEREF _Toc227785315 \h </w:instrText>
             </w:r>
             <w:r>
               <w:rPr>
@@ -1245,7 +1245,7 @@
               <w14:ligatures w14:val="standardContextual"/>
             </w:rPr>
           </w:pPr>
-          <w:hyperlink w:anchor="_Toc225777516" w:history="1">
+          <w:hyperlink w:anchor="_Toc227785316" w:history="1">
             <w:r>
               <w:rPr>
                 <w:rStyle w:val="Hyperlink"/>
@@ -1272,7 +1272,7 @@
                 <w:noProof/>
                 <w:webHidden/>
               </w:rPr>
-              <w:instrText xml:space="preserve"> PAGEREF _Toc225777516 \h </w:instrText>
+              <w:instrText xml:space="preserve"> PAGEREF _Toc227785316 \h </w:instrText>
             </w:r>
             <w:r>
               <w:rPr>
@@ -1319,7 +1319,7 @@
               <w14:ligatures w14:val="standardContextual"/>
             </w:rPr>
           </w:pPr>
-          <w:hyperlink w:anchor="_Toc225777517" w:history="1">
+          <w:hyperlink w:anchor="_Toc227785317" w:history="1">
             <w:r>
               <w:rPr>
                 <w:rStyle w:val="Hyperlink"/>
@@ -1346,7 +1346,7 @@
                 <w:noProof/>
                 <w:webHidden/>
               </w:rPr>
-              <w:instrText xml:space="preserve"> PAGEREF _Toc225777517 \h </w:instrText>
+              <w:instrText xml:space="preserve"> PAGEREF _Toc227785317 \h </w:instrText>
             </w:r>
             <w:r>
               <w:rPr>
@@ -1393,7 +1393,7 @@
               <w14:ligatures w14:val="standardContextual"/>
             </w:rPr>
           </w:pPr>
-          <w:hyperlink w:anchor="_Toc225777518" w:history="1">
+          <w:hyperlink w:anchor="_Toc227785318" w:history="1">
             <w:r>
               <w:rPr>
                 <w:rStyle w:val="Hyperlink"/>
@@ -1420,7 +1420,7 @@
                 <w:noProof/>
                 <w:webHidden/>
               </w:rPr>
-              <w:instrText xml:space="preserve"> PAGEREF _Toc225777518 \h </w:instrText>
+              <w:instrText xml:space="preserve"> PAGEREF _Toc227785318 \h </w:instrText>
             </w:r>
             <w:r>
               <w:rPr>
@@ -1561,7 +1561,7 @@
         <w:pStyle w:val="Heading1"/>
       </w:pPr>
       <w:bookmarkStart w:id="0" w:name="docker-preflight-inside-wsl"/>
-      <w:bookmarkStart w:id="1" w:name="_Toc225777500"/>
+      <w:bookmarkStart w:id="1" w:name="_Toc227785300"/>
       <w:r>
         <w:lastRenderedPageBreak/>
         <w:t>Docker preflight inside WSL</w:t>
@@ -1705,7 +1705,7 @@
         <w:pStyle w:val="Heading1"/>
       </w:pPr>
       <w:bookmarkStart w:id="2" w:name="hdfs-and-spark-architecture"/>
-      <w:bookmarkStart w:id="3" w:name="_Toc225777501"/>
+      <w:bookmarkStart w:id="3" w:name="_Toc227785301"/>
       <w:bookmarkEnd w:id="0"/>
       <w:r>
         <w:t>HDFS and Spark architecture</w:t>
@@ -1736,7 +1736,7 @@
           <w:noProof/>
         </w:rPr>
         <w:drawing>
-          <wp:inline distT="0" distB="0" distL="0" distR="0" wp14:anchorId="74E1C8A3" wp14:editId="14DB022A">
+          <wp:inline distT="0" distB="0" distL="0" distR="0" wp14:anchorId="7E7D0AF1" wp14:editId="1E19B0B2">
             <wp:extent cx="6692900" cy="4625299"/>
             <wp:effectExtent l="0" t="0" r="0" b="0"/>
             <wp:docPr id="23" name="Picture" descr="Figure 1"/>
@@ -1839,7 +1839,7 @@
           <w:noProof/>
         </w:rPr>
         <w:drawing>
-          <wp:inline distT="0" distB="0" distL="0" distR="0" wp14:anchorId="30EEBCEE" wp14:editId="51D2CEBA">
+          <wp:inline distT="0" distB="0" distL="0" distR="0" wp14:anchorId="5A9C5AEE" wp14:editId="3B593421">
             <wp:extent cx="6680200" cy="4470400"/>
             <wp:effectExtent l="0" t="0" r="0" b="0"/>
             <wp:docPr id="26" name="Picture" descr="Figure 2"/>
@@ -1890,7 +1890,7 @@
           <w:noProof/>
         </w:rPr>
         <w:drawing>
-          <wp:inline distT="0" distB="0" distL="0" distR="0" wp14:anchorId="1F518E5D" wp14:editId="16CF42A1">
+          <wp:inline distT="0" distB="0" distL="0" distR="0" wp14:anchorId="68319D65" wp14:editId="52700980">
             <wp:extent cx="6692900" cy="3111152"/>
             <wp:effectExtent l="0" t="0" r="0" b="0"/>
             <wp:docPr id="29" name="Picture" descr="Figure 3"/>
@@ -1995,7 +1995,7 @@
         <w:pStyle w:val="Heading1"/>
       </w:pPr>
       <w:bookmarkStart w:id="4" w:name="basic-docker-concepts"/>
-      <w:bookmarkStart w:id="5" w:name="_Toc225777502"/>
+      <w:bookmarkStart w:id="5" w:name="_Toc227785302"/>
       <w:bookmarkEnd w:id="2"/>
       <w:r>
         <w:t>Basic Docker concepts</w:t>
@@ -2397,7 +2397,7 @@
           <w:noProof/>
         </w:rPr>
         <w:drawing>
-          <wp:inline distT="0" distB="0" distL="0" distR="0" wp14:anchorId="283BE0D9" wp14:editId="1C2DADD1">
+          <wp:inline distT="0" distB="0" distL="0" distR="0" wp14:anchorId="2F295D3A" wp14:editId="60EA38DC">
             <wp:extent cx="6692900" cy="2040481"/>
             <wp:effectExtent l="0" t="0" r="0" b="0"/>
             <wp:docPr id="33" name="Picture" descr="Figure 4"/>
@@ -2471,7 +2471,7 @@
         </w:rPr>
         <w:lastRenderedPageBreak/>
         <w:drawing>
-          <wp:inline distT="0" distB="0" distL="0" distR="0" wp14:anchorId="1F71DB42" wp14:editId="6DF52C85">
+          <wp:inline distT="0" distB="0" distL="0" distR="0" wp14:anchorId="14943202" wp14:editId="144F214A">
             <wp:extent cx="5707781" cy="346509"/>
             <wp:effectExtent l="0" t="0" r="0" b="0"/>
             <wp:docPr id="36" name="Picture" descr="Figure 5"/>
@@ -2593,7 +2593,7 @@
         <w:pStyle w:val="Heading1"/>
       </w:pPr>
       <w:bookmarkStart w:id="6" w:name="Xcf83099d3f9d96282627f39158c8a5a2367c217"/>
-      <w:bookmarkStart w:id="7" w:name="_Toc225777503"/>
+      <w:bookmarkStart w:id="7" w:name="_Toc227785303"/>
       <w:bookmarkEnd w:id="4"/>
       <w:r>
         <w:t>Installing Apache Spark and HDFS locally with Docker containers</w:t>
@@ -2938,7 +2938,7 @@
         <w:pStyle w:val="Heading1"/>
       </w:pPr>
       <w:bookmarkStart w:id="8" w:name="how-the-services-connect-to-each-other"/>
-      <w:bookmarkStart w:id="9" w:name="_Toc225777504"/>
+      <w:bookmarkStart w:id="9" w:name="_Toc227785304"/>
       <w:bookmarkEnd w:id="6"/>
       <w:r>
         <w:t>How the services connect to each other</w:t>
@@ -3388,7 +3388,7 @@
         </w:rPr>
         <w:lastRenderedPageBreak/>
         <w:drawing>
-          <wp:inline distT="0" distB="0" distL="0" distR="0" wp14:anchorId="71B9D756" wp14:editId="0186E32D">
+          <wp:inline distT="0" distB="0" distL="0" distR="0" wp14:anchorId="3ABCCDF4" wp14:editId="7835DAB6">
             <wp:extent cx="6692900" cy="3291679"/>
             <wp:effectExtent l="0" t="0" r="0" b="0"/>
             <wp:docPr id="41" name="Picture" descr="Figure 6"/>
@@ -3461,7 +3461,7 @@
           <w:noProof/>
         </w:rPr>
         <w:drawing>
-          <wp:inline distT="0" distB="0" distL="0" distR="0" wp14:anchorId="2EC5DC3D" wp14:editId="779ECE0D">
+          <wp:inline distT="0" distB="0" distL="0" distR="0" wp14:anchorId="4514667D" wp14:editId="3AAC9251">
             <wp:extent cx="6692900" cy="788569"/>
             <wp:effectExtent l="0" t="0" r="0" b="0"/>
             <wp:docPr id="44" name="Picture" descr="Figure 7"/>
@@ -3531,7 +3531,7 @@
         </w:rPr>
         <w:lastRenderedPageBreak/>
         <w:drawing>
-          <wp:inline distT="0" distB="0" distL="0" distR="0" wp14:anchorId="2253AF6A" wp14:editId="7F7D39EA">
+          <wp:inline distT="0" distB="0" distL="0" distR="0" wp14:anchorId="0975FD27" wp14:editId="0E7D7ED6">
             <wp:extent cx="6438900" cy="10591800"/>
             <wp:effectExtent l="0" t="0" r="0" b="0"/>
             <wp:docPr id="47" name="Picture" descr="Figure 8"/>
@@ -3645,7 +3645,7 @@
           <w:noProof/>
         </w:rPr>
         <w:drawing>
-          <wp:inline distT="0" distB="0" distL="0" distR="0" wp14:anchorId="0223BFFF" wp14:editId="30894206">
+          <wp:inline distT="0" distB="0" distL="0" distR="0" wp14:anchorId="7F779E05" wp14:editId="2AF6348E">
             <wp:extent cx="6692900" cy="7709300"/>
             <wp:effectExtent l="0" t="0" r="0" b="0"/>
             <wp:docPr id="50" name="Picture" descr="Figure 9"/>
@@ -3795,7 +3795,7 @@
           <w:noProof/>
         </w:rPr>
         <w:drawing>
-          <wp:inline distT="0" distB="0" distL="0" distR="0" wp14:anchorId="1CB6B65A" wp14:editId="287E60D4">
+          <wp:inline distT="0" distB="0" distL="0" distR="0" wp14:anchorId="424B0679" wp14:editId="53443675">
             <wp:extent cx="6692900" cy="5648755"/>
             <wp:effectExtent l="0" t="0" r="0" b="0"/>
             <wp:docPr id="53" name="Picture" descr="Figure 10"/>
@@ -3883,7 +3883,7 @@
         </w:rPr>
         <w:lastRenderedPageBreak/>
         <w:drawing>
-          <wp:inline distT="0" distB="0" distL="0" distR="0" wp14:anchorId="13557F75" wp14:editId="52076832">
+          <wp:inline distT="0" distB="0" distL="0" distR="0" wp14:anchorId="7AEA12EC" wp14:editId="00E4E192">
             <wp:extent cx="6692900" cy="3630867"/>
             <wp:effectExtent l="0" t="0" r="0" b="0"/>
             <wp:docPr id="56" name="Picture" descr="Figure 11"/>
@@ -3956,7 +3956,7 @@
           <w:noProof/>
         </w:rPr>
         <w:drawing>
-          <wp:inline distT="0" distB="0" distL="0" distR="0" wp14:anchorId="013524F4" wp14:editId="6ED74F7F">
+          <wp:inline distT="0" distB="0" distL="0" distR="0" wp14:anchorId="67AE5F00" wp14:editId="277F6F59">
             <wp:extent cx="6429675" cy="1761423"/>
             <wp:effectExtent l="0" t="0" r="0" b="0"/>
             <wp:docPr id="59" name="Picture" descr="Figure 12"/>
@@ -4011,7 +4011,7 @@
         <w:pStyle w:val="Heading2"/>
       </w:pPr>
       <w:bookmarkStart w:id="10" w:name="if-you-use-docker-desktop"/>
-      <w:bookmarkStart w:id="11" w:name="_Toc225777505"/>
+      <w:bookmarkStart w:id="11" w:name="_Toc227785305"/>
       <w:r>
         <w:t>If you use Docker Desktop</w:t>
       </w:r>
@@ -4059,7 +4059,7 @@
         </w:rPr>
         <w:lastRenderedPageBreak/>
         <w:drawing>
-          <wp:inline distT="0" distB="0" distL="0" distR="0" wp14:anchorId="5511B771" wp14:editId="23B75C9E">
+          <wp:inline distT="0" distB="0" distL="0" distR="0" wp14:anchorId="5EDF814C" wp14:editId="3F7023E4">
             <wp:extent cx="2483317" cy="6477802"/>
             <wp:effectExtent l="0" t="0" r="0" b="0"/>
             <wp:docPr id="62" name="Picture" descr="Figure 13"/>
@@ -4142,7 +4142,7 @@
           <w:noProof/>
         </w:rPr>
         <w:drawing>
-          <wp:inline distT="0" distB="0" distL="0" distR="0" wp14:anchorId="4C68E8D2" wp14:editId="6FB8AECE">
+          <wp:inline distT="0" distB="0" distL="0" distR="0" wp14:anchorId="4C1DAF27" wp14:editId="29D55664">
             <wp:extent cx="6692900" cy="1923612"/>
             <wp:effectExtent l="0" t="0" r="0" b="0"/>
             <wp:docPr id="65" name="Picture" descr="Figure 14"/>
@@ -4261,7 +4261,7 @@
           <w:noProof/>
         </w:rPr>
         <w:drawing>
-          <wp:inline distT="0" distB="0" distL="0" distR="0" wp14:anchorId="1B1711F8" wp14:editId="5F1917C1">
+          <wp:inline distT="0" distB="0" distL="0" distR="0" wp14:anchorId="78601164" wp14:editId="18882C15">
             <wp:extent cx="6692900" cy="2360127"/>
             <wp:effectExtent l="0" t="0" r="0" b="0"/>
             <wp:docPr id="68" name="Picture" descr="Figure 15"/>
@@ -4308,7 +4308,7 @@
         <w:pStyle w:val="Heading2"/>
       </w:pPr>
       <w:bookmarkStart w:id="12" w:name="Xc90cefff7cb14c00af8e5a19a8a5dc5b8e88f6b"/>
-      <w:bookmarkStart w:id="13" w:name="_Toc225777506"/>
+      <w:bookmarkStart w:id="13" w:name="_Toc227785306"/>
       <w:bookmarkEnd w:id="10"/>
       <w:r>
         <w:t>If you use a native Docker Engine inside WSL</w:t>
@@ -6473,7 +6473,7 @@
           <w:noProof/>
         </w:rPr>
         <w:drawing>
-          <wp:inline distT="0" distB="0" distL="0" distR="0" wp14:anchorId="60B13DF3" wp14:editId="0AA27044">
+          <wp:inline distT="0" distB="0" distL="0" distR="0" wp14:anchorId="3B0FD3C2" wp14:editId="693B80CE">
             <wp:extent cx="6692900" cy="3823835"/>
             <wp:effectExtent l="0" t="0" r="0" b="0"/>
             <wp:docPr id="72" name="Picture" descr="Figure 16"/>
@@ -6520,7 +6520,7 @@
         <w:pStyle w:val="Heading1"/>
       </w:pPr>
       <w:bookmarkStart w:id="14" w:name="running-programs-on-the-cluster"/>
-      <w:bookmarkStart w:id="15" w:name="_Toc225777507"/>
+      <w:bookmarkStart w:id="15" w:name="_Toc227785307"/>
       <w:bookmarkEnd w:id="8"/>
       <w:bookmarkEnd w:id="12"/>
       <w:r>
@@ -6605,7 +6605,7 @@
         <w:pStyle w:val="Heading2"/>
       </w:pPr>
       <w:bookmarkStart w:id="16" w:name="X4eac9c31e38a8ce71c8b6f5d1cb891e20414c1a"/>
-      <w:bookmarkStart w:id="17" w:name="_Toc225777508"/>
+      <w:bookmarkStart w:id="17" w:name="_Toc227785308"/>
       <w:r>
         <w:t>Running your own Spark program on the cluster</w:t>
       </w:r>
@@ -6657,7 +6657,7 @@
         <w:pStyle w:val="Heading2"/>
       </w:pPr>
       <w:bookmarkStart w:id="18" w:name="uploading-code"/>
-      <w:bookmarkStart w:id="19" w:name="_Toc225777509"/>
+      <w:bookmarkStart w:id="19" w:name="_Toc227785309"/>
       <w:bookmarkEnd w:id="16"/>
       <w:r>
         <w:t>Uploading code</w:t>
@@ -6688,7 +6688,7 @@
         </w:rPr>
         <w:lastRenderedPageBreak/>
         <w:drawing>
-          <wp:inline distT="0" distB="0" distL="0" distR="0" wp14:anchorId="14B9A424" wp14:editId="30DABED6">
+          <wp:inline distT="0" distB="0" distL="0" distR="0" wp14:anchorId="2AC95C0B" wp14:editId="09DCD97B">
             <wp:extent cx="6692900" cy="1101215"/>
             <wp:effectExtent l="0" t="0" r="0" b="0"/>
             <wp:docPr id="78" name="Picture" descr="Figure 17"/>
@@ -6761,7 +6761,7 @@
           <w:noProof/>
         </w:rPr>
         <w:drawing>
-          <wp:inline distT="0" distB="0" distL="0" distR="0" wp14:anchorId="52D7F5B4" wp14:editId="41F9CBB0">
+          <wp:inline distT="0" distB="0" distL="0" distR="0" wp14:anchorId="78900219" wp14:editId="47AD5EAF">
             <wp:extent cx="6692900" cy="1722842"/>
             <wp:effectExtent l="0" t="0" r="0" b="0"/>
             <wp:docPr id="81" name="Picture" descr="Figure 18"/>
@@ -6852,7 +6852,7 @@
           <w:noProof/>
         </w:rPr>
         <w:drawing>
-          <wp:inline distT="0" distB="0" distL="0" distR="0" wp14:anchorId="2707FBDA" wp14:editId="785596A9">
+          <wp:inline distT="0" distB="0" distL="0" distR="0" wp14:anchorId="6116451A" wp14:editId="2E65D502">
             <wp:extent cx="6692900" cy="397769"/>
             <wp:effectExtent l="0" t="0" r="0" b="0"/>
             <wp:docPr id="84" name="Picture" descr="Figure 24"/>
@@ -9490,7 +9490,7 @@
         <w:pStyle w:val="Heading2"/>
       </w:pPr>
       <w:bookmarkStart w:id="20" w:name="uploading-data-files"/>
-      <w:bookmarkStart w:id="21" w:name="_Toc225777510"/>
+      <w:bookmarkStart w:id="21" w:name="_Toc227785310"/>
       <w:bookmarkEnd w:id="18"/>
       <w:r>
         <w:t>Uploading data files</w:t>
@@ -9661,7 +9661,7 @@
           <w:noProof/>
         </w:rPr>
         <w:drawing>
-          <wp:inline distT="0" distB="0" distL="0" distR="0" wp14:anchorId="0681C1A4" wp14:editId="3AEE67F3">
+          <wp:inline distT="0" distB="0" distL="0" distR="0" wp14:anchorId="13A96A0C" wp14:editId="65560A4D">
             <wp:extent cx="6692900" cy="1694227"/>
             <wp:effectExtent l="0" t="0" r="0" b="0"/>
             <wp:docPr id="88" name="Picture" descr="Figure 19"/>
@@ -9774,7 +9774,7 @@
           <w:noProof/>
         </w:rPr>
         <w:drawing>
-          <wp:inline distT="0" distB="0" distL="0" distR="0" wp14:anchorId="6716B808" wp14:editId="6D9EF42E">
+          <wp:inline distT="0" distB="0" distL="0" distR="0" wp14:anchorId="30D611CD" wp14:editId="1F75B98B">
             <wp:extent cx="6692900" cy="761605"/>
             <wp:effectExtent l="0" t="0" r="0" b="0"/>
             <wp:docPr id="91" name="Picture" descr="Figure 20"/>
@@ -10152,7 +10152,7 @@
         <w:pStyle w:val="Heading1"/>
       </w:pPr>
       <w:bookmarkStart w:id="22" w:name="X5aac453af1ce88e019b0c7e5b7ae4cf04bd0b11"/>
-      <w:bookmarkStart w:id="23" w:name="_Toc225777511"/>
+      <w:bookmarkStart w:id="23" w:name="_Toc227785311"/>
       <w:bookmarkEnd w:id="14"/>
       <w:bookmarkEnd w:id="20"/>
       <w:r>
@@ -10520,7 +10520,7 @@
         <w:rPr>
           <w:rStyle w:val="VerbatimChar"/>
         </w:rPr>
-        <w:t>/user/$USER</w:t>
+        <w:t>/user/$VDCLOUD_USER</w:t>
       </w:r>
       <w:r>
         <w:t>, unlike the remote Kubernetes path</w:t>
@@ -10753,7 +10753,7 @@
         <w:pStyle w:val="Heading2"/>
       </w:pPr>
       <w:bookmarkStart w:id="24" w:name="monitoring-execution"/>
-      <w:bookmarkStart w:id="25" w:name="_Toc225777512"/>
+      <w:bookmarkStart w:id="25" w:name="_Toc227785312"/>
       <w:r>
         <w:t>Monitoring execution</w:t>
       </w:r>
@@ -10782,7 +10782,7 @@
         </w:rPr>
         <w:lastRenderedPageBreak/>
         <w:drawing>
-          <wp:inline distT="0" distB="0" distL="0" distR="0" wp14:anchorId="060A6A6C" wp14:editId="58A15F50">
+          <wp:inline distT="0" distB="0" distL="0" distR="0" wp14:anchorId="025BDBB2" wp14:editId="1907F91C">
             <wp:extent cx="6692900" cy="6026364"/>
             <wp:effectExtent l="0" t="0" r="0" b="0"/>
             <wp:docPr id="96" name="Picture" descr="Figure 21"/>
@@ -10829,7 +10829,7 @@
         <w:pStyle w:val="Heading2"/>
       </w:pPr>
       <w:bookmarkStart w:id="26" w:name="history-server"/>
-      <w:bookmarkStart w:id="27" w:name="_Toc225777513"/>
+      <w:bookmarkStart w:id="27" w:name="_Toc227785313"/>
       <w:bookmarkEnd w:id="24"/>
       <w:r>
         <w:t>History Server</w:t>
@@ -10878,7 +10878,7 @@
         </w:rPr>
         <w:lastRenderedPageBreak/>
         <w:drawing>
-          <wp:inline distT="0" distB="0" distL="0" distR="0" wp14:anchorId="41D2751A" wp14:editId="41E335A5">
+          <wp:inline distT="0" distB="0" distL="0" distR="0" wp14:anchorId="61EC588D" wp14:editId="430DFE9A">
             <wp:extent cx="6692900" cy="3307628"/>
             <wp:effectExtent l="0" t="0" r="0" b="0"/>
             <wp:docPr id="100" name="Picture" descr="Figure 22"/>
@@ -10929,7 +10929,7 @@
           <w:noProof/>
         </w:rPr>
         <w:drawing>
-          <wp:inline distT="0" distB="0" distL="0" distR="0" wp14:anchorId="448DD48E" wp14:editId="10202EB8">
+          <wp:inline distT="0" distB="0" distL="0" distR="0" wp14:anchorId="0AED2A92" wp14:editId="4786E799">
             <wp:extent cx="6692900" cy="4050863"/>
             <wp:effectExtent l="0" t="0" r="0" b="0"/>
             <wp:docPr id="103" name="Picture" descr="Figure 23"/>
@@ -10976,7 +10976,7 @@
         <w:pStyle w:val="Heading1"/>
       </w:pPr>
       <w:bookmarkStart w:id="28" w:name="useful-linux-commands"/>
-      <w:bookmarkStart w:id="29" w:name="_Toc225777514"/>
+      <w:bookmarkStart w:id="29" w:name="_Toc227785314"/>
       <w:bookmarkEnd w:id="22"/>
       <w:bookmarkEnd w:id="26"/>
       <w:r>
@@ -11231,7 +11231,7 @@
         <w:pStyle w:val="Heading1"/>
       </w:pPr>
       <w:bookmarkStart w:id="30" w:name="useful-hdfs-commands"/>
-      <w:bookmarkStart w:id="31" w:name="_Toc225777515"/>
+      <w:bookmarkStart w:id="31" w:name="_Toc227785315"/>
       <w:bookmarkEnd w:id="28"/>
       <w:r>
         <w:t>Useful HDFS commands</w:t>
@@ -11471,7 +11471,7 @@
         <w:pStyle w:val="Heading1"/>
       </w:pPr>
       <w:bookmarkStart w:id="32" w:name="Xe190e008299aaae4afb871d9762e6b87c521f0c"/>
-      <w:bookmarkStart w:id="33" w:name="_Toc225777516"/>
+      <w:bookmarkStart w:id="33" w:name="_Toc227785316"/>
       <w:bookmarkEnd w:id="30"/>
       <w:r>
         <w:t>Stopping and cleaning up the infrastructure</w:t>
@@ -11483,7 +11483,7 @@
         <w:pStyle w:val="Heading2"/>
       </w:pPr>
       <w:bookmarkStart w:id="34" w:name="stopping-the-infrastructure"/>
-      <w:bookmarkStart w:id="35" w:name="_Toc225777517"/>
+      <w:bookmarkStart w:id="35" w:name="_Toc227785317"/>
       <w:r>
         <w:t>Stopping the infrastructure</w:t>
       </w:r>
@@ -11562,7 +11562,7 @@
         <w:pStyle w:val="Heading2"/>
       </w:pPr>
       <w:bookmarkStart w:id="36" w:name="cleaning-up-the-infrastructure"/>
-      <w:bookmarkStart w:id="37" w:name="_Toc225777518"/>
+      <w:bookmarkStart w:id="37" w:name="_Toc227785318"/>
       <w:bookmarkEnd w:id="34"/>
       <w:r>
         <w:t>Cleaning up the infrastructure</w:t>
@@ -12092,7 +12092,7 @@
   <w:abstractNum w:abstractNumId="9" w15:restartNumberingAfterBreak="0">
     <w:nsid w:val="0000A990"/>
     <w:multiLevelType w:val="multilevel"/>
-    <w:tmpl w:val="77267136"/>
+    <w:tmpl w:val="9D9C094C"/>
     <w:lvl w:ilvl="0">
       <w:numFmt w:val="bullet"/>
       <w:lvlText w:val=" "/>
@@ -12169,7 +12169,7 @@
   <w:abstractNum w:abstractNumId="10" w15:restartNumberingAfterBreak="0">
     <w:nsid w:val="0000A991"/>
     <w:multiLevelType w:val="multilevel"/>
-    <w:tmpl w:val="EAC66468"/>
+    <w:tmpl w:val="4558B120"/>
     <w:lvl w:ilvl="0">
       <w:numFmt w:val="bullet"/>
       <w:lvlText w:val=""/>
@@ -12273,7 +12273,7 @@
   <w:abstractNum w:abstractNumId="11" w15:restartNumberingAfterBreak="0">
     <w:nsid w:val="00A99411"/>
     <w:multiLevelType w:val="multilevel"/>
-    <w:tmpl w:val="4B7428A8"/>
+    <w:tmpl w:val="474699C4"/>
     <w:lvl w:ilvl="0">
       <w:start w:val="1"/>
       <w:numFmt w:val="decimal"/>
@@ -12356,79 +12356,79 @@
       </w:pPr>
     </w:lvl>
   </w:abstractNum>
-  <w:num w:numId="1" w16cid:durableId="153690643">
+  <w:num w:numId="1" w16cid:durableId="1752771728">
     <w:abstractNumId w:val="8"/>
   </w:num>
-  <w:num w:numId="2" w16cid:durableId="399718938">
+  <w:num w:numId="2" w16cid:durableId="1048072606">
     <w:abstractNumId w:val="6"/>
   </w:num>
-  <w:num w:numId="3" w16cid:durableId="964310064">
+  <w:num w:numId="3" w16cid:durableId="965038100">
     <w:abstractNumId w:val="5"/>
   </w:num>
-  <w:num w:numId="4" w16cid:durableId="1637683714">
+  <w:num w:numId="4" w16cid:durableId="1527326463">
     <w:abstractNumId w:val="4"/>
   </w:num>
-  <w:num w:numId="5" w16cid:durableId="2146964688">
+  <w:num w:numId="5" w16cid:durableId="403989191">
     <w:abstractNumId w:val="7"/>
   </w:num>
-  <w:num w:numId="6" w16cid:durableId="269045492">
+  <w:num w:numId="6" w16cid:durableId="568730676">
     <w:abstractNumId w:val="3"/>
   </w:num>
-  <w:num w:numId="7" w16cid:durableId="1330517663">
+  <w:num w:numId="7" w16cid:durableId="1671105848">
     <w:abstractNumId w:val="2"/>
   </w:num>
-  <w:num w:numId="8" w16cid:durableId="575164566">
+  <w:num w:numId="8" w16cid:durableId="1970163234">
     <w:abstractNumId w:val="1"/>
   </w:num>
-  <w:num w:numId="9" w16cid:durableId="2038312506">
+  <w:num w:numId="9" w16cid:durableId="782267185">
     <w:abstractNumId w:val="0"/>
   </w:num>
-  <w:num w:numId="10" w16cid:durableId="2085831168">
+  <w:num w:numId="10" w16cid:durableId="1981616562">
     <w:abstractNumId w:val="9"/>
   </w:num>
-  <w:num w:numId="11" w16cid:durableId="1159348737">
+  <w:num w:numId="11" w16cid:durableId="1778137891">
     <w:abstractNumId w:val="10"/>
   </w:num>
-  <w:num w:numId="12" w16cid:durableId="358430547">
+  <w:num w:numId="12" w16cid:durableId="1755667059">
     <w:abstractNumId w:val="10"/>
   </w:num>
-  <w:num w:numId="13" w16cid:durableId="954560164">
+  <w:num w:numId="13" w16cid:durableId="1037044694">
     <w:abstractNumId w:val="10"/>
   </w:num>
-  <w:num w:numId="14" w16cid:durableId="508180749">
+  <w:num w:numId="14" w16cid:durableId="1755277993">
     <w:abstractNumId w:val="10"/>
   </w:num>
-  <w:num w:numId="15" w16cid:durableId="336034897">
+  <w:num w:numId="15" w16cid:durableId="33192075">
     <w:abstractNumId w:val="10"/>
   </w:num>
-  <w:num w:numId="16" w16cid:durableId="402529381">
+  <w:num w:numId="16" w16cid:durableId="1956060495">
     <w:abstractNumId w:val="10"/>
   </w:num>
-  <w:num w:numId="17" w16cid:durableId="130632488">
+  <w:num w:numId="17" w16cid:durableId="488179201">
     <w:abstractNumId w:val="10"/>
   </w:num>
-  <w:num w:numId="18" w16cid:durableId="1452016549">
+  <w:num w:numId="18" w16cid:durableId="2127573934">
     <w:abstractNumId w:val="10"/>
   </w:num>
-  <w:num w:numId="19" w16cid:durableId="1576476252">
+  <w:num w:numId="19" w16cid:durableId="1793012425">
     <w:abstractNumId w:val="10"/>
   </w:num>
-  <w:num w:numId="20" w16cid:durableId="1099835613">
+  <w:num w:numId="20" w16cid:durableId="787628094">
     <w:abstractNumId w:val="10"/>
   </w:num>
-  <w:num w:numId="21" w16cid:durableId="758061259">
+  <w:num w:numId="21" w16cid:durableId="1478256692">
     <w:abstractNumId w:val="10"/>
   </w:num>
-  <w:num w:numId="22" w16cid:durableId="271400694">
+  <w:num w:numId="22" w16cid:durableId="774834178">
     <w:abstractNumId w:val="10"/>
   </w:num>
-  <w:num w:numId="23" w16cid:durableId="705836453">
+  <w:num w:numId="23" w16cid:durableId="2058700576">
     <w:abstractNumId w:val="10"/>
   </w:num>
-  <w:num w:numId="24" w16cid:durableId="1524634287">
+  <w:num w:numId="24" w16cid:durableId="1755469792">
     <w:abstractNumId w:val="10"/>
   </w:num>
-  <w:num w:numId="25" w16cid:durableId="143008414">
+  <w:num w:numId="25" w16cid:durableId="943341914">
     <w:abstractNumId w:val="11"/>
     <w:lvlOverride w:ilvl="0">
       <w:startOverride w:val="1"/>
@@ -12458,28 +12458,28 @@
       <w:startOverride w:val="1"/>
     </w:lvlOverride>
   </w:num>
-  <w:num w:numId="26" w16cid:durableId="963080486">
+  <w:num w:numId="26" w16cid:durableId="1120414080">
     <w:abstractNumId w:val="10"/>
   </w:num>
-  <w:num w:numId="27" w16cid:durableId="1310941485">
+  <w:num w:numId="27" w16cid:durableId="1076896884">
     <w:abstractNumId w:val="10"/>
   </w:num>
-  <w:num w:numId="28" w16cid:durableId="1211499392">
+  <w:num w:numId="28" w16cid:durableId="639311392">
     <w:abstractNumId w:val="10"/>
   </w:num>
-  <w:num w:numId="29" w16cid:durableId="830289572">
+  <w:num w:numId="29" w16cid:durableId="2108113324">
     <w:abstractNumId w:val="10"/>
   </w:num>
-  <w:num w:numId="30" w16cid:durableId="2011785021">
+  <w:num w:numId="30" w16cid:durableId="2095666136">
     <w:abstractNumId w:val="10"/>
   </w:num>
-  <w:num w:numId="31" w16cid:durableId="1927231420">
+  <w:num w:numId="31" w16cid:durableId="1081636617">
     <w:abstractNumId w:val="10"/>
   </w:num>
-  <w:num w:numId="32" w16cid:durableId="357707285">
+  <w:num w:numId="32" w16cid:durableId="1074620844">
     <w:abstractNumId w:val="10"/>
   </w:num>
-  <w:num w:numId="33" w16cid:durableId="1836066362">
+  <w:num w:numId="33" w16cid:durableId="2016496728">
     <w:abstractNumId w:val="10"/>
   </w:num>
 </w:numbering>
@@ -24300,7 +24300,7 @@
     <w:autoRedefine/>
     <w:uiPriority w:val="39"/>
     <w:unhideWhenUsed/>
-    <w:rsid w:val="00EA31B6"/>
+    <w:rsid w:val="000509B7"/>
     <w:pPr>
       <w:spacing w:after="100"/>
     </w:pPr>
@@ -24312,7 +24312,7 @@
     <w:autoRedefine/>
     <w:uiPriority w:val="39"/>
     <w:unhideWhenUsed/>
-    <w:rsid w:val="00EA31B6"/>
+    <w:rsid w:val="000509B7"/>
     <w:pPr>
       <w:spacing w:after="100"/>
       <w:ind w:left="220"/>
@@ -24323,7 +24323,7 @@
     <w:basedOn w:val="DefaultParagraphFont"/>
     <w:uiPriority w:val="99"/>
     <w:unhideWhenUsed/>
-    <w:rsid w:val="00EA31B6"/>
+    <w:rsid w:val="000509B7"/>
     <w:rPr>
       <w:color w:val="0000FF" w:themeColor="hyperlink"/>
       <w:u w:val="single"/>

--- a/odigoi/06_local_cluster_infrastructure_docker.en.docx
+++ b/odigoi/06_local_cluster_infrastructure_docker.en.docx
@@ -20,7 +20,7 @@
           <w:sz w:val="22"/>
           <w:szCs w:val="22"/>
         </w:rPr>
-        <w:id w:val="-368458834"/>
+        <w:id w:val="229441544"/>
         <w:docPartObj>
           <w:docPartGallery w:val="Table of Contents"/>
           <w:docPartUnique/>
@@ -61,7 +61,7 @@
           <w:r>
             <w:fldChar w:fldCharType="separate"/>
           </w:r>
-          <w:hyperlink w:anchor="_Toc227785300" w:history="1">
+          <w:hyperlink w:anchor="_Toc227830228" w:history="1">
             <w:r>
               <w:rPr>
                 <w:rStyle w:val="Hyperlink"/>
@@ -88,7 +88,7 @@
                 <w:noProof/>
                 <w:webHidden/>
               </w:rPr>
-              <w:instrText xml:space="preserve"> PAGEREF _Toc227785300 \h </w:instrText>
+              <w:instrText xml:space="preserve"> PAGEREF _Toc227830228 \h </w:instrText>
             </w:r>
             <w:r>
               <w:rPr>
@@ -135,7 +135,7 @@
               <w14:ligatures w14:val="standardContextual"/>
             </w:rPr>
           </w:pPr>
-          <w:hyperlink w:anchor="_Toc227785301" w:history="1">
+          <w:hyperlink w:anchor="_Toc227830229" w:history="1">
             <w:r>
               <w:rPr>
                 <w:rStyle w:val="Hyperlink"/>
@@ -162,7 +162,7 @@
                 <w:noProof/>
                 <w:webHidden/>
               </w:rPr>
-              <w:instrText xml:space="preserve"> PAGEREF _Toc227785301 \h </w:instrText>
+              <w:instrText xml:space="preserve"> PAGEREF _Toc227830229 \h </w:instrText>
             </w:r>
             <w:r>
               <w:rPr>
@@ -209,7 +209,7 @@
               <w14:ligatures w14:val="standardContextual"/>
             </w:rPr>
           </w:pPr>
-          <w:hyperlink w:anchor="_Toc227785302" w:history="1">
+          <w:hyperlink w:anchor="_Toc227830230" w:history="1">
             <w:r>
               <w:rPr>
                 <w:rStyle w:val="Hyperlink"/>
@@ -236,7 +236,7 @@
                 <w:noProof/>
                 <w:webHidden/>
               </w:rPr>
-              <w:instrText xml:space="preserve"> PAGEREF _Toc227785302 \h </w:instrText>
+              <w:instrText xml:space="preserve"> PAGEREF _Toc227830230 \h </w:instrText>
             </w:r>
             <w:r>
               <w:rPr>
@@ -283,7 +283,7 @@
               <w14:ligatures w14:val="standardContextual"/>
             </w:rPr>
           </w:pPr>
-          <w:hyperlink w:anchor="_Toc227785303" w:history="1">
+          <w:hyperlink w:anchor="_Toc227830231" w:history="1">
             <w:r>
               <w:rPr>
                 <w:rStyle w:val="Hyperlink"/>
@@ -310,7 +310,7 @@
                 <w:noProof/>
                 <w:webHidden/>
               </w:rPr>
-              <w:instrText xml:space="preserve"> PAGEREF _Toc227785303 \h </w:instrText>
+              <w:instrText xml:space="preserve"> PAGEREF _Toc227830231 \h </w:instrText>
             </w:r>
             <w:r>
               <w:rPr>
@@ -357,7 +357,7 @@
               <w14:ligatures w14:val="standardContextual"/>
             </w:rPr>
           </w:pPr>
-          <w:hyperlink w:anchor="_Toc227785304" w:history="1">
+          <w:hyperlink w:anchor="_Toc227830232" w:history="1">
             <w:r>
               <w:rPr>
                 <w:rStyle w:val="Hyperlink"/>
@@ -384,7 +384,7 @@
                 <w:noProof/>
                 <w:webHidden/>
               </w:rPr>
-              <w:instrText xml:space="preserve"> PAGEREF _Toc227785304 \h </w:instrText>
+              <w:instrText xml:space="preserve"> PAGEREF _Toc227830232 \h </w:instrText>
             </w:r>
             <w:r>
               <w:rPr>
@@ -431,7 +431,7 @@
               <w14:ligatures w14:val="standardContextual"/>
             </w:rPr>
           </w:pPr>
-          <w:hyperlink w:anchor="_Toc227785305" w:history="1">
+          <w:hyperlink w:anchor="_Toc227830233" w:history="1">
             <w:r>
               <w:rPr>
                 <w:rStyle w:val="Hyperlink"/>
@@ -458,7 +458,7 @@
                 <w:noProof/>
                 <w:webHidden/>
               </w:rPr>
-              <w:instrText xml:space="preserve"> PAGEREF _Toc227785305 \h </w:instrText>
+              <w:instrText xml:space="preserve"> PAGEREF _Toc227830233 \h </w:instrText>
             </w:r>
             <w:r>
               <w:rPr>
@@ -505,7 +505,7 @@
               <w14:ligatures w14:val="standardContextual"/>
             </w:rPr>
           </w:pPr>
-          <w:hyperlink w:anchor="_Toc227785306" w:history="1">
+          <w:hyperlink w:anchor="_Toc227830234" w:history="1">
             <w:r>
               <w:rPr>
                 <w:rStyle w:val="Hyperlink"/>
@@ -532,7 +532,7 @@
                 <w:noProof/>
                 <w:webHidden/>
               </w:rPr>
-              <w:instrText xml:space="preserve"> PAGEREF _Toc227785306 \h </w:instrText>
+              <w:instrText xml:space="preserve"> PAGEREF _Toc227830234 \h </w:instrText>
             </w:r>
             <w:r>
               <w:rPr>
@@ -579,7 +579,7 @@
               <w14:ligatures w14:val="standardContextual"/>
             </w:rPr>
           </w:pPr>
-          <w:hyperlink w:anchor="_Toc227785307" w:history="1">
+          <w:hyperlink w:anchor="_Toc227830235" w:history="1">
             <w:r>
               <w:rPr>
                 <w:rStyle w:val="Hyperlink"/>
@@ -606,7 +606,7 @@
                 <w:noProof/>
                 <w:webHidden/>
               </w:rPr>
-              <w:instrText xml:space="preserve"> PAGEREF _Toc227785307 \h </w:instrText>
+              <w:instrText xml:space="preserve"> PAGEREF _Toc227830235 \h </w:instrText>
             </w:r>
             <w:r>
               <w:rPr>
@@ -653,7 +653,7 @@
               <w14:ligatures w14:val="standardContextual"/>
             </w:rPr>
           </w:pPr>
-          <w:hyperlink w:anchor="_Toc227785308" w:history="1">
+          <w:hyperlink w:anchor="_Toc227830236" w:history="1">
             <w:r>
               <w:rPr>
                 <w:rStyle w:val="Hyperlink"/>
@@ -680,7 +680,7 @@
                 <w:noProof/>
                 <w:webHidden/>
               </w:rPr>
-              <w:instrText xml:space="preserve"> PAGEREF _Toc227785308 \h </w:instrText>
+              <w:instrText xml:space="preserve"> PAGEREF _Toc227830236 \h </w:instrText>
             </w:r>
             <w:r>
               <w:rPr>
@@ -727,7 +727,7 @@
               <w14:ligatures w14:val="standardContextual"/>
             </w:rPr>
           </w:pPr>
-          <w:hyperlink w:anchor="_Toc227785309" w:history="1">
+          <w:hyperlink w:anchor="_Toc227830237" w:history="1">
             <w:r>
               <w:rPr>
                 <w:rStyle w:val="Hyperlink"/>
@@ -754,7 +754,7 @@
                 <w:noProof/>
                 <w:webHidden/>
               </w:rPr>
-              <w:instrText xml:space="preserve"> PAGEREF _Toc227785309 \h </w:instrText>
+              <w:instrText xml:space="preserve"> PAGEREF _Toc227830237 \h </w:instrText>
             </w:r>
             <w:r>
               <w:rPr>
@@ -801,7 +801,7 @@
               <w14:ligatures w14:val="standardContextual"/>
             </w:rPr>
           </w:pPr>
-          <w:hyperlink w:anchor="_Toc227785310" w:history="1">
+          <w:hyperlink w:anchor="_Toc227830238" w:history="1">
             <w:r>
               <w:rPr>
                 <w:rStyle w:val="Hyperlink"/>
@@ -828,7 +828,7 @@
                 <w:noProof/>
                 <w:webHidden/>
               </w:rPr>
-              <w:instrText xml:space="preserve"> PAGEREF _Toc227785310 \h </w:instrText>
+              <w:instrText xml:space="preserve"> PAGEREF _Toc227830238 \h </w:instrText>
             </w:r>
             <w:r>
               <w:rPr>
@@ -875,7 +875,7 @@
               <w14:ligatures w14:val="standardContextual"/>
             </w:rPr>
           </w:pPr>
-          <w:hyperlink w:anchor="_Toc227785311" w:history="1">
+          <w:hyperlink w:anchor="_Toc227830239" w:history="1">
             <w:r>
               <w:rPr>
                 <w:rStyle w:val="Hyperlink"/>
@@ -902,7 +902,7 @@
                 <w:noProof/>
                 <w:webHidden/>
               </w:rPr>
-              <w:instrText xml:space="preserve"> PAGEREF _Toc227785311 \h </w:instrText>
+              <w:instrText xml:space="preserve"> PAGEREF _Toc227830239 \h </w:instrText>
             </w:r>
             <w:r>
               <w:rPr>
@@ -949,7 +949,7 @@
               <w14:ligatures w14:val="standardContextual"/>
             </w:rPr>
           </w:pPr>
-          <w:hyperlink w:anchor="_Toc227785312" w:history="1">
+          <w:hyperlink w:anchor="_Toc227830240" w:history="1">
             <w:r>
               <w:rPr>
                 <w:rStyle w:val="Hyperlink"/>
@@ -976,7 +976,7 @@
                 <w:noProof/>
                 <w:webHidden/>
               </w:rPr>
-              <w:instrText xml:space="preserve"> PAGEREF _Toc227785312 \h </w:instrText>
+              <w:instrText xml:space="preserve"> PAGEREF _Toc227830240 \h </w:instrText>
             </w:r>
             <w:r>
               <w:rPr>
@@ -1023,7 +1023,7 @@
               <w14:ligatures w14:val="standardContextual"/>
             </w:rPr>
           </w:pPr>
-          <w:hyperlink w:anchor="_Toc227785313" w:history="1">
+          <w:hyperlink w:anchor="_Toc227830241" w:history="1">
             <w:r>
               <w:rPr>
                 <w:rStyle w:val="Hyperlink"/>
@@ -1050,7 +1050,7 @@
                 <w:noProof/>
                 <w:webHidden/>
               </w:rPr>
-              <w:instrText xml:space="preserve"> PAGEREF _Toc227785313 \h </w:instrText>
+              <w:instrText xml:space="preserve"> PAGEREF _Toc227830241 \h </w:instrText>
             </w:r>
             <w:r>
               <w:rPr>
@@ -1097,7 +1097,7 @@
               <w14:ligatures w14:val="standardContextual"/>
             </w:rPr>
           </w:pPr>
-          <w:hyperlink w:anchor="_Toc227785314" w:history="1">
+          <w:hyperlink w:anchor="_Toc227830242" w:history="1">
             <w:r>
               <w:rPr>
                 <w:rStyle w:val="Hyperlink"/>
@@ -1124,7 +1124,7 @@
                 <w:noProof/>
                 <w:webHidden/>
               </w:rPr>
-              <w:instrText xml:space="preserve"> PAGEREF _Toc227785314 \h </w:instrText>
+              <w:instrText xml:space="preserve"> PAGEREF _Toc227830242 \h </w:instrText>
             </w:r>
             <w:r>
               <w:rPr>
@@ -1171,7 +1171,7 @@
               <w14:ligatures w14:val="standardContextual"/>
             </w:rPr>
           </w:pPr>
-          <w:hyperlink w:anchor="_Toc227785315" w:history="1">
+          <w:hyperlink w:anchor="_Toc227830243" w:history="1">
             <w:r>
               <w:rPr>
                 <w:rStyle w:val="Hyperlink"/>
@@ -1198,7 +1198,7 @@
                 <w:noProof/>
                 <w:webHidden/>
               </w:rPr>
-              <w:instrText xml:space="preserve"> PAGEREF _Toc227785315 \h </w:instrText>
+              <w:instrText xml:space="preserve"> PAGEREF _Toc227830243 \h </w:instrText>
             </w:r>
             <w:r>
               <w:rPr>
@@ -1245,7 +1245,7 @@
               <w14:ligatures w14:val="standardContextual"/>
             </w:rPr>
           </w:pPr>
-          <w:hyperlink w:anchor="_Toc227785316" w:history="1">
+          <w:hyperlink w:anchor="_Toc227830244" w:history="1">
             <w:r>
               <w:rPr>
                 <w:rStyle w:val="Hyperlink"/>
@@ -1272,7 +1272,7 @@
                 <w:noProof/>
                 <w:webHidden/>
               </w:rPr>
-              <w:instrText xml:space="preserve"> PAGEREF _Toc227785316 \h </w:instrText>
+              <w:instrText xml:space="preserve"> PAGEREF _Toc227830244 \h </w:instrText>
             </w:r>
             <w:r>
               <w:rPr>
@@ -1319,7 +1319,7 @@
               <w14:ligatures w14:val="standardContextual"/>
             </w:rPr>
           </w:pPr>
-          <w:hyperlink w:anchor="_Toc227785317" w:history="1">
+          <w:hyperlink w:anchor="_Toc227830245" w:history="1">
             <w:r>
               <w:rPr>
                 <w:rStyle w:val="Hyperlink"/>
@@ -1346,7 +1346,7 @@
                 <w:noProof/>
                 <w:webHidden/>
               </w:rPr>
-              <w:instrText xml:space="preserve"> PAGEREF _Toc227785317 \h </w:instrText>
+              <w:instrText xml:space="preserve"> PAGEREF _Toc227830245 \h </w:instrText>
             </w:r>
             <w:r>
               <w:rPr>
@@ -1393,7 +1393,7 @@
               <w14:ligatures w14:val="standardContextual"/>
             </w:rPr>
           </w:pPr>
-          <w:hyperlink w:anchor="_Toc227785318" w:history="1">
+          <w:hyperlink w:anchor="_Toc227830246" w:history="1">
             <w:r>
               <w:rPr>
                 <w:rStyle w:val="Hyperlink"/>
@@ -1420,7 +1420,7 @@
                 <w:noProof/>
                 <w:webHidden/>
               </w:rPr>
-              <w:instrText xml:space="preserve"> PAGEREF _Toc227785318 \h </w:instrText>
+              <w:instrText xml:space="preserve"> PAGEREF _Toc227830246 \h </w:instrText>
             </w:r>
             <w:r>
               <w:rPr>
@@ -1561,7 +1561,7 @@
         <w:pStyle w:val="Heading1"/>
       </w:pPr>
       <w:bookmarkStart w:id="0" w:name="docker-preflight-inside-wsl"/>
-      <w:bookmarkStart w:id="1" w:name="_Toc227785300"/>
+      <w:bookmarkStart w:id="1" w:name="_Toc227830228"/>
       <w:r>
         <w:lastRenderedPageBreak/>
         <w:t>Docker preflight inside WSL</w:t>
@@ -1705,7 +1705,7 @@
         <w:pStyle w:val="Heading1"/>
       </w:pPr>
       <w:bookmarkStart w:id="2" w:name="hdfs-and-spark-architecture"/>
-      <w:bookmarkStart w:id="3" w:name="_Toc227785301"/>
+      <w:bookmarkStart w:id="3" w:name="_Toc227830229"/>
       <w:bookmarkEnd w:id="0"/>
       <w:r>
         <w:t>HDFS and Spark architecture</w:t>
@@ -1736,7 +1736,7 @@
           <w:noProof/>
         </w:rPr>
         <w:drawing>
-          <wp:inline distT="0" distB="0" distL="0" distR="0" wp14:anchorId="7E7D0AF1" wp14:editId="1E19B0B2">
+          <wp:inline distT="0" distB="0" distL="0" distR="0" wp14:anchorId="09424B54" wp14:editId="4F508505">
             <wp:extent cx="6692900" cy="4625299"/>
             <wp:effectExtent l="0" t="0" r="0" b="0"/>
             <wp:docPr id="23" name="Picture" descr="Figure 1"/>
@@ -1839,7 +1839,7 @@
           <w:noProof/>
         </w:rPr>
         <w:drawing>
-          <wp:inline distT="0" distB="0" distL="0" distR="0" wp14:anchorId="5A9C5AEE" wp14:editId="3B593421">
+          <wp:inline distT="0" distB="0" distL="0" distR="0" wp14:anchorId="5F0BF0CC" wp14:editId="6821B619">
             <wp:extent cx="6680200" cy="4470400"/>
             <wp:effectExtent l="0" t="0" r="0" b="0"/>
             <wp:docPr id="26" name="Picture" descr="Figure 2"/>
@@ -1890,7 +1890,7 @@
           <w:noProof/>
         </w:rPr>
         <w:drawing>
-          <wp:inline distT="0" distB="0" distL="0" distR="0" wp14:anchorId="68319D65" wp14:editId="52700980">
+          <wp:inline distT="0" distB="0" distL="0" distR="0" wp14:anchorId="7053BDD0" wp14:editId="57A5C182">
             <wp:extent cx="6692900" cy="3111152"/>
             <wp:effectExtent l="0" t="0" r="0" b="0"/>
             <wp:docPr id="29" name="Picture" descr="Figure 3"/>
@@ -1995,7 +1995,7 @@
         <w:pStyle w:val="Heading1"/>
       </w:pPr>
       <w:bookmarkStart w:id="4" w:name="basic-docker-concepts"/>
-      <w:bookmarkStart w:id="5" w:name="_Toc227785302"/>
+      <w:bookmarkStart w:id="5" w:name="_Toc227830230"/>
       <w:bookmarkEnd w:id="2"/>
       <w:r>
         <w:t>Basic Docker concepts</w:t>
@@ -2397,7 +2397,7 @@
           <w:noProof/>
         </w:rPr>
         <w:drawing>
-          <wp:inline distT="0" distB="0" distL="0" distR="0" wp14:anchorId="2F295D3A" wp14:editId="60EA38DC">
+          <wp:inline distT="0" distB="0" distL="0" distR="0" wp14:anchorId="0CFD7644" wp14:editId="72AEC09A">
             <wp:extent cx="6692900" cy="2040481"/>
             <wp:effectExtent l="0" t="0" r="0" b="0"/>
             <wp:docPr id="33" name="Picture" descr="Figure 4"/>
@@ -2471,7 +2471,7 @@
         </w:rPr>
         <w:lastRenderedPageBreak/>
         <w:drawing>
-          <wp:inline distT="0" distB="0" distL="0" distR="0" wp14:anchorId="14943202" wp14:editId="144F214A">
+          <wp:inline distT="0" distB="0" distL="0" distR="0" wp14:anchorId="351FD31A" wp14:editId="20F2495D">
             <wp:extent cx="5707781" cy="346509"/>
             <wp:effectExtent l="0" t="0" r="0" b="0"/>
             <wp:docPr id="36" name="Picture" descr="Figure 5"/>
@@ -2593,7 +2593,7 @@
         <w:pStyle w:val="Heading1"/>
       </w:pPr>
       <w:bookmarkStart w:id="6" w:name="Xcf83099d3f9d96282627f39158c8a5a2367c217"/>
-      <w:bookmarkStart w:id="7" w:name="_Toc227785303"/>
+      <w:bookmarkStart w:id="7" w:name="_Toc227830231"/>
       <w:bookmarkEnd w:id="4"/>
       <w:r>
         <w:t>Installing Apache Spark and HDFS locally with Docker containers</w:t>
@@ -2938,7 +2938,7 @@
         <w:pStyle w:val="Heading1"/>
       </w:pPr>
       <w:bookmarkStart w:id="8" w:name="how-the-services-connect-to-each-other"/>
-      <w:bookmarkStart w:id="9" w:name="_Toc227785304"/>
+      <w:bookmarkStart w:id="9" w:name="_Toc227830232"/>
       <w:bookmarkEnd w:id="6"/>
       <w:r>
         <w:t>How the services connect to each other</w:t>
@@ -3388,7 +3388,7 @@
         </w:rPr>
         <w:lastRenderedPageBreak/>
         <w:drawing>
-          <wp:inline distT="0" distB="0" distL="0" distR="0" wp14:anchorId="3ABCCDF4" wp14:editId="7835DAB6">
+          <wp:inline distT="0" distB="0" distL="0" distR="0" wp14:anchorId="09F5421D" wp14:editId="20F61765">
             <wp:extent cx="6692900" cy="3291679"/>
             <wp:effectExtent l="0" t="0" r="0" b="0"/>
             <wp:docPr id="41" name="Picture" descr="Figure 6"/>
@@ -3461,7 +3461,7 @@
           <w:noProof/>
         </w:rPr>
         <w:drawing>
-          <wp:inline distT="0" distB="0" distL="0" distR="0" wp14:anchorId="4514667D" wp14:editId="3AAC9251">
+          <wp:inline distT="0" distB="0" distL="0" distR="0" wp14:anchorId="1BEC54C3" wp14:editId="547C72DD">
             <wp:extent cx="6692900" cy="788569"/>
             <wp:effectExtent l="0" t="0" r="0" b="0"/>
             <wp:docPr id="44" name="Picture" descr="Figure 7"/>
@@ -3531,7 +3531,7 @@
         </w:rPr>
         <w:lastRenderedPageBreak/>
         <w:drawing>
-          <wp:inline distT="0" distB="0" distL="0" distR="0" wp14:anchorId="0975FD27" wp14:editId="0E7D7ED6">
+          <wp:inline distT="0" distB="0" distL="0" distR="0" wp14:anchorId="454F60B3" wp14:editId="113D99C2">
             <wp:extent cx="6438900" cy="10591800"/>
             <wp:effectExtent l="0" t="0" r="0" b="0"/>
             <wp:docPr id="47" name="Picture" descr="Figure 8"/>
@@ -3645,7 +3645,7 @@
           <w:noProof/>
         </w:rPr>
         <w:drawing>
-          <wp:inline distT="0" distB="0" distL="0" distR="0" wp14:anchorId="7F779E05" wp14:editId="2AF6348E">
+          <wp:inline distT="0" distB="0" distL="0" distR="0" wp14:anchorId="03405C15" wp14:editId="5719325F">
             <wp:extent cx="6692900" cy="7709300"/>
             <wp:effectExtent l="0" t="0" r="0" b="0"/>
             <wp:docPr id="50" name="Picture" descr="Figure 9"/>
@@ -3795,7 +3795,7 @@
           <w:noProof/>
         </w:rPr>
         <w:drawing>
-          <wp:inline distT="0" distB="0" distL="0" distR="0" wp14:anchorId="424B0679" wp14:editId="53443675">
+          <wp:inline distT="0" distB="0" distL="0" distR="0" wp14:anchorId="7CAE4ED0" wp14:editId="46126C69">
             <wp:extent cx="6692900" cy="5648755"/>
             <wp:effectExtent l="0" t="0" r="0" b="0"/>
             <wp:docPr id="53" name="Picture" descr="Figure 10"/>
@@ -3883,7 +3883,7 @@
         </w:rPr>
         <w:lastRenderedPageBreak/>
         <w:drawing>
-          <wp:inline distT="0" distB="0" distL="0" distR="0" wp14:anchorId="7AEA12EC" wp14:editId="00E4E192">
+          <wp:inline distT="0" distB="0" distL="0" distR="0" wp14:anchorId="4BD5D2E2" wp14:editId="650800AA">
             <wp:extent cx="6692900" cy="3630867"/>
             <wp:effectExtent l="0" t="0" r="0" b="0"/>
             <wp:docPr id="56" name="Picture" descr="Figure 11"/>
@@ -3956,7 +3956,7 @@
           <w:noProof/>
         </w:rPr>
         <w:drawing>
-          <wp:inline distT="0" distB="0" distL="0" distR="0" wp14:anchorId="67AE5F00" wp14:editId="277F6F59">
+          <wp:inline distT="0" distB="0" distL="0" distR="0" wp14:anchorId="7F0E6E6B" wp14:editId="67AEF7F4">
             <wp:extent cx="6429675" cy="1761423"/>
             <wp:effectExtent l="0" t="0" r="0" b="0"/>
             <wp:docPr id="59" name="Picture" descr="Figure 12"/>
@@ -4011,7 +4011,7 @@
         <w:pStyle w:val="Heading2"/>
       </w:pPr>
       <w:bookmarkStart w:id="10" w:name="if-you-use-docker-desktop"/>
-      <w:bookmarkStart w:id="11" w:name="_Toc227785305"/>
+      <w:bookmarkStart w:id="11" w:name="_Toc227830233"/>
       <w:r>
         <w:t>If you use Docker Desktop</w:t>
       </w:r>
@@ -4059,7 +4059,7 @@
         </w:rPr>
         <w:lastRenderedPageBreak/>
         <w:drawing>
-          <wp:inline distT="0" distB="0" distL="0" distR="0" wp14:anchorId="5EDF814C" wp14:editId="3F7023E4">
+          <wp:inline distT="0" distB="0" distL="0" distR="0" wp14:anchorId="3E6B39DC" wp14:editId="32978E2E">
             <wp:extent cx="2483317" cy="6477802"/>
             <wp:effectExtent l="0" t="0" r="0" b="0"/>
             <wp:docPr id="62" name="Picture" descr="Figure 13"/>
@@ -4142,7 +4142,7 @@
           <w:noProof/>
         </w:rPr>
         <w:drawing>
-          <wp:inline distT="0" distB="0" distL="0" distR="0" wp14:anchorId="4C1DAF27" wp14:editId="29D55664">
+          <wp:inline distT="0" distB="0" distL="0" distR="0" wp14:anchorId="7B364BB5" wp14:editId="6D034627">
             <wp:extent cx="6692900" cy="1923612"/>
             <wp:effectExtent l="0" t="0" r="0" b="0"/>
             <wp:docPr id="65" name="Picture" descr="Figure 14"/>
@@ -4261,7 +4261,7 @@
           <w:noProof/>
         </w:rPr>
         <w:drawing>
-          <wp:inline distT="0" distB="0" distL="0" distR="0" wp14:anchorId="78601164" wp14:editId="18882C15">
+          <wp:inline distT="0" distB="0" distL="0" distR="0" wp14:anchorId="31A7397C" wp14:editId="77551280">
             <wp:extent cx="6692900" cy="2360127"/>
             <wp:effectExtent l="0" t="0" r="0" b="0"/>
             <wp:docPr id="68" name="Picture" descr="Figure 15"/>
@@ -4308,7 +4308,7 @@
         <w:pStyle w:val="Heading2"/>
       </w:pPr>
       <w:bookmarkStart w:id="12" w:name="Xc90cefff7cb14c00af8e5a19a8a5dc5b8e88f6b"/>
-      <w:bookmarkStart w:id="13" w:name="_Toc227785306"/>
+      <w:bookmarkStart w:id="13" w:name="_Toc227830234"/>
       <w:bookmarkEnd w:id="10"/>
       <w:r>
         <w:t>If you use a native Docker Engine inside WSL</w:t>
@@ -6473,7 +6473,7 @@
           <w:noProof/>
         </w:rPr>
         <w:drawing>
-          <wp:inline distT="0" distB="0" distL="0" distR="0" wp14:anchorId="3B0FD3C2" wp14:editId="693B80CE">
+          <wp:inline distT="0" distB="0" distL="0" distR="0" wp14:anchorId="15B3AB25" wp14:editId="28B95A9F">
             <wp:extent cx="6692900" cy="3823835"/>
             <wp:effectExtent l="0" t="0" r="0" b="0"/>
             <wp:docPr id="72" name="Picture" descr="Figure 16"/>
@@ -6520,7 +6520,7 @@
         <w:pStyle w:val="Heading1"/>
       </w:pPr>
       <w:bookmarkStart w:id="14" w:name="running-programs-on-the-cluster"/>
-      <w:bookmarkStart w:id="15" w:name="_Toc227785307"/>
+      <w:bookmarkStart w:id="15" w:name="_Toc227830235"/>
       <w:bookmarkEnd w:id="8"/>
       <w:bookmarkEnd w:id="12"/>
       <w:r>
@@ -6605,7 +6605,7 @@
         <w:pStyle w:val="Heading2"/>
       </w:pPr>
       <w:bookmarkStart w:id="16" w:name="X4eac9c31e38a8ce71c8b6f5d1cb891e20414c1a"/>
-      <w:bookmarkStart w:id="17" w:name="_Toc227785308"/>
+      <w:bookmarkStart w:id="17" w:name="_Toc227830236"/>
       <w:r>
         <w:t>Running your own Spark program on the cluster</w:t>
       </w:r>
@@ -6657,7 +6657,7 @@
         <w:pStyle w:val="Heading2"/>
       </w:pPr>
       <w:bookmarkStart w:id="18" w:name="uploading-code"/>
-      <w:bookmarkStart w:id="19" w:name="_Toc227785309"/>
+      <w:bookmarkStart w:id="19" w:name="_Toc227830237"/>
       <w:bookmarkEnd w:id="16"/>
       <w:r>
         <w:t>Uploading code</w:t>
@@ -6688,7 +6688,7 @@
         </w:rPr>
         <w:lastRenderedPageBreak/>
         <w:drawing>
-          <wp:inline distT="0" distB="0" distL="0" distR="0" wp14:anchorId="2AC95C0B" wp14:editId="09DCD97B">
+          <wp:inline distT="0" distB="0" distL="0" distR="0" wp14:anchorId="69D657BB" wp14:editId="5EF09632">
             <wp:extent cx="6692900" cy="1101215"/>
             <wp:effectExtent l="0" t="0" r="0" b="0"/>
             <wp:docPr id="78" name="Picture" descr="Figure 17"/>
@@ -6761,7 +6761,7 @@
           <w:noProof/>
         </w:rPr>
         <w:drawing>
-          <wp:inline distT="0" distB="0" distL="0" distR="0" wp14:anchorId="78900219" wp14:editId="47AD5EAF">
+          <wp:inline distT="0" distB="0" distL="0" distR="0" wp14:anchorId="4EBEE045" wp14:editId="0BAE8452">
             <wp:extent cx="6692900" cy="1722842"/>
             <wp:effectExtent l="0" t="0" r="0" b="0"/>
             <wp:docPr id="81" name="Picture" descr="Figure 18"/>
@@ -6852,7 +6852,7 @@
           <w:noProof/>
         </w:rPr>
         <w:drawing>
-          <wp:inline distT="0" distB="0" distL="0" distR="0" wp14:anchorId="6116451A" wp14:editId="2E65D502">
+          <wp:inline distT="0" distB="0" distL="0" distR="0" wp14:anchorId="4116FBAE" wp14:editId="29C21D66">
             <wp:extent cx="6692900" cy="397769"/>
             <wp:effectExtent l="0" t="0" r="0" b="0"/>
             <wp:docPr id="84" name="Picture" descr="Figure 24"/>
@@ -9490,7 +9490,7 @@
         <w:pStyle w:val="Heading2"/>
       </w:pPr>
       <w:bookmarkStart w:id="20" w:name="uploading-data-files"/>
-      <w:bookmarkStart w:id="21" w:name="_Toc227785310"/>
+      <w:bookmarkStart w:id="21" w:name="_Toc227830238"/>
       <w:bookmarkEnd w:id="18"/>
       <w:r>
         <w:t>Uploading data files</w:t>
@@ -9661,7 +9661,7 @@
           <w:noProof/>
         </w:rPr>
         <w:drawing>
-          <wp:inline distT="0" distB="0" distL="0" distR="0" wp14:anchorId="13A96A0C" wp14:editId="65560A4D">
+          <wp:inline distT="0" distB="0" distL="0" distR="0" wp14:anchorId="16EEAE12" wp14:editId="5D989E1C">
             <wp:extent cx="6692900" cy="1694227"/>
             <wp:effectExtent l="0" t="0" r="0" b="0"/>
             <wp:docPr id="88" name="Picture" descr="Figure 19"/>
@@ -9774,7 +9774,7 @@
           <w:noProof/>
         </w:rPr>
         <w:drawing>
-          <wp:inline distT="0" distB="0" distL="0" distR="0" wp14:anchorId="30D611CD" wp14:editId="1F75B98B">
+          <wp:inline distT="0" distB="0" distL="0" distR="0" wp14:anchorId="42F69381" wp14:editId="088594F5">
             <wp:extent cx="6692900" cy="761605"/>
             <wp:effectExtent l="0" t="0" r="0" b="0"/>
             <wp:docPr id="91" name="Picture" descr="Figure 20"/>
@@ -10152,7 +10152,7 @@
         <w:pStyle w:val="Heading1"/>
       </w:pPr>
       <w:bookmarkStart w:id="22" w:name="X5aac453af1ce88e019b0c7e5b7ae4cf04bd0b11"/>
-      <w:bookmarkStart w:id="23" w:name="_Toc227785311"/>
+      <w:bookmarkStart w:id="23" w:name="_Toc227830239"/>
       <w:bookmarkEnd w:id="14"/>
       <w:bookmarkEnd w:id="20"/>
       <w:r>
@@ -10753,7 +10753,7 @@
         <w:pStyle w:val="Heading2"/>
       </w:pPr>
       <w:bookmarkStart w:id="24" w:name="monitoring-execution"/>
-      <w:bookmarkStart w:id="25" w:name="_Toc227785312"/>
+      <w:bookmarkStart w:id="25" w:name="_Toc227830240"/>
       <w:r>
         <w:t>Monitoring execution</w:t>
       </w:r>
@@ -10782,7 +10782,7 @@
         </w:rPr>
         <w:lastRenderedPageBreak/>
         <w:drawing>
-          <wp:inline distT="0" distB="0" distL="0" distR="0" wp14:anchorId="025BDBB2" wp14:editId="1907F91C">
+          <wp:inline distT="0" distB="0" distL="0" distR="0" wp14:anchorId="07B02D5C" wp14:editId="0CC8D84C">
             <wp:extent cx="6692900" cy="6026364"/>
             <wp:effectExtent l="0" t="0" r="0" b="0"/>
             <wp:docPr id="96" name="Picture" descr="Figure 21"/>
@@ -10829,7 +10829,7 @@
         <w:pStyle w:val="Heading2"/>
       </w:pPr>
       <w:bookmarkStart w:id="26" w:name="history-server"/>
-      <w:bookmarkStart w:id="27" w:name="_Toc227785313"/>
+      <w:bookmarkStart w:id="27" w:name="_Toc227830241"/>
       <w:bookmarkEnd w:id="24"/>
       <w:r>
         <w:t>History Server</w:t>
@@ -10878,7 +10878,7 @@
         </w:rPr>
         <w:lastRenderedPageBreak/>
         <w:drawing>
-          <wp:inline distT="0" distB="0" distL="0" distR="0" wp14:anchorId="61EC588D" wp14:editId="430DFE9A">
+          <wp:inline distT="0" distB="0" distL="0" distR="0" wp14:anchorId="101EA617" wp14:editId="02D688F7">
             <wp:extent cx="6692900" cy="3307628"/>
             <wp:effectExtent l="0" t="0" r="0" b="0"/>
             <wp:docPr id="100" name="Picture" descr="Figure 22"/>
@@ -10929,7 +10929,7 @@
           <w:noProof/>
         </w:rPr>
         <w:drawing>
-          <wp:inline distT="0" distB="0" distL="0" distR="0" wp14:anchorId="0AED2A92" wp14:editId="4786E799">
+          <wp:inline distT="0" distB="0" distL="0" distR="0" wp14:anchorId="7B511F94" wp14:editId="72356547">
             <wp:extent cx="6692900" cy="4050863"/>
             <wp:effectExtent l="0" t="0" r="0" b="0"/>
             <wp:docPr id="103" name="Picture" descr="Figure 23"/>
@@ -10976,7 +10976,7 @@
         <w:pStyle w:val="Heading1"/>
       </w:pPr>
       <w:bookmarkStart w:id="28" w:name="useful-linux-commands"/>
-      <w:bookmarkStart w:id="29" w:name="_Toc227785314"/>
+      <w:bookmarkStart w:id="29" w:name="_Toc227830242"/>
       <w:bookmarkEnd w:id="22"/>
       <w:bookmarkEnd w:id="26"/>
       <w:r>
@@ -11231,7 +11231,7 @@
         <w:pStyle w:val="Heading1"/>
       </w:pPr>
       <w:bookmarkStart w:id="30" w:name="useful-hdfs-commands"/>
-      <w:bookmarkStart w:id="31" w:name="_Toc227785315"/>
+      <w:bookmarkStart w:id="31" w:name="_Toc227830243"/>
       <w:bookmarkEnd w:id="28"/>
       <w:r>
         <w:t>Useful HDFS commands</w:t>
@@ -11471,7 +11471,7 @@
         <w:pStyle w:val="Heading1"/>
       </w:pPr>
       <w:bookmarkStart w:id="32" w:name="Xe190e008299aaae4afb871d9762e6b87c521f0c"/>
-      <w:bookmarkStart w:id="33" w:name="_Toc227785316"/>
+      <w:bookmarkStart w:id="33" w:name="_Toc227830244"/>
       <w:bookmarkEnd w:id="30"/>
       <w:r>
         <w:t>Stopping and cleaning up the infrastructure</w:t>
@@ -11483,7 +11483,7 @@
         <w:pStyle w:val="Heading2"/>
       </w:pPr>
       <w:bookmarkStart w:id="34" w:name="stopping-the-infrastructure"/>
-      <w:bookmarkStart w:id="35" w:name="_Toc227785317"/>
+      <w:bookmarkStart w:id="35" w:name="_Toc227830245"/>
       <w:r>
         <w:t>Stopping the infrastructure</w:t>
       </w:r>
@@ -11562,7 +11562,7 @@
         <w:pStyle w:val="Heading2"/>
       </w:pPr>
       <w:bookmarkStart w:id="36" w:name="cleaning-up-the-infrastructure"/>
-      <w:bookmarkStart w:id="37" w:name="_Toc227785318"/>
+      <w:bookmarkStart w:id="37" w:name="_Toc227830246"/>
       <w:bookmarkEnd w:id="34"/>
       <w:r>
         <w:t>Cleaning up the infrastructure</w:t>
@@ -12092,7 +12092,7 @@
   <w:abstractNum w:abstractNumId="9" w15:restartNumberingAfterBreak="0">
     <w:nsid w:val="0000A990"/>
     <w:multiLevelType w:val="multilevel"/>
-    <w:tmpl w:val="9D9C094C"/>
+    <w:tmpl w:val="609EEBA8"/>
     <w:lvl w:ilvl="0">
       <w:numFmt w:val="bullet"/>
       <w:lvlText w:val=" "/>
@@ -12169,7 +12169,7 @@
   <w:abstractNum w:abstractNumId="10" w15:restartNumberingAfterBreak="0">
     <w:nsid w:val="0000A991"/>
     <w:multiLevelType w:val="multilevel"/>
-    <w:tmpl w:val="4558B120"/>
+    <w:tmpl w:val="928C6972"/>
     <w:lvl w:ilvl="0">
       <w:numFmt w:val="bullet"/>
       <w:lvlText w:val=""/>
@@ -12273,7 +12273,7 @@
   <w:abstractNum w:abstractNumId="11" w15:restartNumberingAfterBreak="0">
     <w:nsid w:val="00A99411"/>
     <w:multiLevelType w:val="multilevel"/>
-    <w:tmpl w:val="474699C4"/>
+    <w:tmpl w:val="80C4532E"/>
     <w:lvl w:ilvl="0">
       <w:start w:val="1"/>
       <w:numFmt w:val="decimal"/>
@@ -12356,79 +12356,79 @@
       </w:pPr>
     </w:lvl>
   </w:abstractNum>
-  <w:num w:numId="1" w16cid:durableId="1752771728">
+  <w:num w:numId="1" w16cid:durableId="1979263299">
     <w:abstractNumId w:val="8"/>
   </w:num>
-  <w:num w:numId="2" w16cid:durableId="1048072606">
+  <w:num w:numId="2" w16cid:durableId="453446549">
     <w:abstractNumId w:val="6"/>
   </w:num>
-  <w:num w:numId="3" w16cid:durableId="965038100">
+  <w:num w:numId="3" w16cid:durableId="1921064841">
     <w:abstractNumId w:val="5"/>
   </w:num>
-  <w:num w:numId="4" w16cid:durableId="1527326463">
+  <w:num w:numId="4" w16cid:durableId="177355654">
     <w:abstractNumId w:val="4"/>
   </w:num>
-  <w:num w:numId="5" w16cid:durableId="403989191">
+  <w:num w:numId="5" w16cid:durableId="1327586254">
     <w:abstractNumId w:val="7"/>
   </w:num>
-  <w:num w:numId="6" w16cid:durableId="568730676">
+  <w:num w:numId="6" w16cid:durableId="255554010">
     <w:abstractNumId w:val="3"/>
   </w:num>
-  <w:num w:numId="7" w16cid:durableId="1671105848">
+  <w:num w:numId="7" w16cid:durableId="872377107">
     <w:abstractNumId w:val="2"/>
   </w:num>
-  <w:num w:numId="8" w16cid:durableId="1970163234">
+  <w:num w:numId="8" w16cid:durableId="536352159">
     <w:abstractNumId w:val="1"/>
   </w:num>
-  <w:num w:numId="9" w16cid:durableId="782267185">
+  <w:num w:numId="9" w16cid:durableId="1710646667">
     <w:abstractNumId w:val="0"/>
   </w:num>
-  <w:num w:numId="10" w16cid:durableId="1981616562">
+  <w:num w:numId="10" w16cid:durableId="754128495">
     <w:abstractNumId w:val="9"/>
   </w:num>
-  <w:num w:numId="11" w16cid:durableId="1778137891">
+  <w:num w:numId="11" w16cid:durableId="1873954112">
     <w:abstractNumId w:val="10"/>
   </w:num>
-  <w:num w:numId="12" w16cid:durableId="1755667059">
+  <w:num w:numId="12" w16cid:durableId="1463309786">
     <w:abstractNumId w:val="10"/>
   </w:num>
-  <w:num w:numId="13" w16cid:durableId="1037044694">
+  <w:num w:numId="13" w16cid:durableId="208300611">
     <w:abstractNumId w:val="10"/>
   </w:num>
-  <w:num w:numId="14" w16cid:durableId="1755277993">
+  <w:num w:numId="14" w16cid:durableId="607157173">
     <w:abstractNumId w:val="10"/>
   </w:num>
-  <w:num w:numId="15" w16cid:durableId="33192075">
+  <w:num w:numId="15" w16cid:durableId="1030454356">
     <w:abstractNumId w:val="10"/>
   </w:num>
-  <w:num w:numId="16" w16cid:durableId="1956060495">
+  <w:num w:numId="16" w16cid:durableId="1728451069">
     <w:abstractNumId w:val="10"/>
   </w:num>
-  <w:num w:numId="17" w16cid:durableId="488179201">
+  <w:num w:numId="17" w16cid:durableId="1956446334">
     <w:abstractNumId w:val="10"/>
   </w:num>
-  <w:num w:numId="18" w16cid:durableId="2127573934">
+  <w:num w:numId="18" w16cid:durableId="593053131">
     <w:abstractNumId w:val="10"/>
   </w:num>
-  <w:num w:numId="19" w16cid:durableId="1793012425">
+  <w:num w:numId="19" w16cid:durableId="1666586046">
     <w:abstractNumId w:val="10"/>
   </w:num>
-  <w:num w:numId="20" w16cid:durableId="787628094">
+  <w:num w:numId="20" w16cid:durableId="188109889">
     <w:abstractNumId w:val="10"/>
   </w:num>
-  <w:num w:numId="21" w16cid:durableId="1478256692">
+  <w:num w:numId="21" w16cid:durableId="2104717860">
     <w:abstractNumId w:val="10"/>
   </w:num>
-  <w:num w:numId="22" w16cid:durableId="774834178">
+  <w:num w:numId="22" w16cid:durableId="1868830101">
     <w:abstractNumId w:val="10"/>
   </w:num>
-  <w:num w:numId="23" w16cid:durableId="2058700576">
+  <w:num w:numId="23" w16cid:durableId="1141575579">
     <w:abstractNumId w:val="10"/>
   </w:num>
-  <w:num w:numId="24" w16cid:durableId="1755469792">
+  <w:num w:numId="24" w16cid:durableId="1154419003">
     <w:abstractNumId w:val="10"/>
   </w:num>
-  <w:num w:numId="25" w16cid:durableId="943341914">
+  <w:num w:numId="25" w16cid:durableId="100609336">
     <w:abstractNumId w:val="11"/>
     <w:lvlOverride w:ilvl="0">
       <w:startOverride w:val="1"/>
@@ -12458,28 +12458,28 @@
       <w:startOverride w:val="1"/>
     </w:lvlOverride>
   </w:num>
-  <w:num w:numId="26" w16cid:durableId="1120414080">
+  <w:num w:numId="26" w16cid:durableId="96753947">
     <w:abstractNumId w:val="10"/>
   </w:num>
-  <w:num w:numId="27" w16cid:durableId="1076896884">
+  <w:num w:numId="27" w16cid:durableId="1835300082">
     <w:abstractNumId w:val="10"/>
   </w:num>
-  <w:num w:numId="28" w16cid:durableId="639311392">
+  <w:num w:numId="28" w16cid:durableId="1622148178">
     <w:abstractNumId w:val="10"/>
   </w:num>
-  <w:num w:numId="29" w16cid:durableId="2108113324">
+  <w:num w:numId="29" w16cid:durableId="885794805">
     <w:abstractNumId w:val="10"/>
   </w:num>
-  <w:num w:numId="30" w16cid:durableId="2095666136">
+  <w:num w:numId="30" w16cid:durableId="1273703184">
     <w:abstractNumId w:val="10"/>
   </w:num>
-  <w:num w:numId="31" w16cid:durableId="1081636617">
+  <w:num w:numId="31" w16cid:durableId="706106324">
     <w:abstractNumId w:val="10"/>
   </w:num>
-  <w:num w:numId="32" w16cid:durableId="1074620844">
+  <w:num w:numId="32" w16cid:durableId="1308895206">
     <w:abstractNumId w:val="10"/>
   </w:num>
-  <w:num w:numId="33" w16cid:durableId="2016496728">
+  <w:num w:numId="33" w16cid:durableId="101152421">
     <w:abstractNumId w:val="10"/>
   </w:num>
 </w:numbering>
@@ -24300,7 +24300,7 @@
     <w:autoRedefine/>
     <w:uiPriority w:val="39"/>
     <w:unhideWhenUsed/>
-    <w:rsid w:val="000509B7"/>
+    <w:rsid w:val="00286AB2"/>
     <w:pPr>
       <w:spacing w:after="100"/>
     </w:pPr>
@@ -24312,7 +24312,7 @@
     <w:autoRedefine/>
     <w:uiPriority w:val="39"/>
     <w:unhideWhenUsed/>
-    <w:rsid w:val="000509B7"/>
+    <w:rsid w:val="00286AB2"/>
     <w:pPr>
       <w:spacing w:after="100"/>
       <w:ind w:left="220"/>
@@ -24323,7 +24323,7 @@
     <w:basedOn w:val="DefaultParagraphFont"/>
     <w:uiPriority w:val="99"/>
     <w:unhideWhenUsed/>
-    <w:rsid w:val="000509B7"/>
+    <w:rsid w:val="00286AB2"/>
     <w:rPr>
       <w:color w:val="0000FF" w:themeColor="hyperlink"/>
       <w:u w:val="single"/>

--- a/odigoi/06_local_cluster_infrastructure_docker.en.docx
+++ b/odigoi/06_local_cluster_infrastructure_docker.en.docx
@@ -20,7 +20,7 @@
           <w:sz w:val="22"/>
           <w:szCs w:val="22"/>
         </w:rPr>
-        <w:id w:val="229441544"/>
+        <w:id w:val="51277645"/>
         <w:docPartObj>
           <w:docPartGallery w:val="Table of Contents"/>
           <w:docPartUnique/>
@@ -61,7 +61,7 @@
           <w:r>
             <w:fldChar w:fldCharType="separate"/>
           </w:r>
-          <w:hyperlink w:anchor="_Toc227830228" w:history="1">
+          <w:hyperlink w:anchor="_Toc227843732" w:history="1">
             <w:r>
               <w:rPr>
                 <w:rStyle w:val="Hyperlink"/>
@@ -88,7 +88,7 @@
                 <w:noProof/>
                 <w:webHidden/>
               </w:rPr>
-              <w:instrText xml:space="preserve"> PAGEREF _Toc227830228 \h </w:instrText>
+              <w:instrText xml:space="preserve"> PAGEREF _Toc227843732 \h </w:instrText>
             </w:r>
             <w:r>
               <w:rPr>
@@ -135,7 +135,7 @@
               <w14:ligatures w14:val="standardContextual"/>
             </w:rPr>
           </w:pPr>
-          <w:hyperlink w:anchor="_Toc227830229" w:history="1">
+          <w:hyperlink w:anchor="_Toc227843733" w:history="1">
             <w:r>
               <w:rPr>
                 <w:rStyle w:val="Hyperlink"/>
@@ -162,7 +162,7 @@
                 <w:noProof/>
                 <w:webHidden/>
               </w:rPr>
-              <w:instrText xml:space="preserve"> PAGEREF _Toc227830229 \h </w:instrText>
+              <w:instrText xml:space="preserve"> PAGEREF _Toc227843733 \h </w:instrText>
             </w:r>
             <w:r>
               <w:rPr>
@@ -209,7 +209,7 @@
               <w14:ligatures w14:val="standardContextual"/>
             </w:rPr>
           </w:pPr>
-          <w:hyperlink w:anchor="_Toc227830230" w:history="1">
+          <w:hyperlink w:anchor="_Toc227843734" w:history="1">
             <w:r>
               <w:rPr>
                 <w:rStyle w:val="Hyperlink"/>
@@ -236,7 +236,7 @@
                 <w:noProof/>
                 <w:webHidden/>
               </w:rPr>
-              <w:instrText xml:space="preserve"> PAGEREF _Toc227830230 \h </w:instrText>
+              <w:instrText xml:space="preserve"> PAGEREF _Toc227843734 \h </w:instrText>
             </w:r>
             <w:r>
               <w:rPr>
@@ -283,7 +283,7 @@
               <w14:ligatures w14:val="standardContextual"/>
             </w:rPr>
           </w:pPr>
-          <w:hyperlink w:anchor="_Toc227830231" w:history="1">
+          <w:hyperlink w:anchor="_Toc227843735" w:history="1">
             <w:r>
               <w:rPr>
                 <w:rStyle w:val="Hyperlink"/>
@@ -310,7 +310,7 @@
                 <w:noProof/>
                 <w:webHidden/>
               </w:rPr>
-              <w:instrText xml:space="preserve"> PAGEREF _Toc227830231 \h </w:instrText>
+              <w:instrText xml:space="preserve"> PAGEREF _Toc227843735 \h </w:instrText>
             </w:r>
             <w:r>
               <w:rPr>
@@ -357,7 +357,7 @@
               <w14:ligatures w14:val="standardContextual"/>
             </w:rPr>
           </w:pPr>
-          <w:hyperlink w:anchor="_Toc227830232" w:history="1">
+          <w:hyperlink w:anchor="_Toc227843736" w:history="1">
             <w:r>
               <w:rPr>
                 <w:rStyle w:val="Hyperlink"/>
@@ -384,7 +384,7 @@
                 <w:noProof/>
                 <w:webHidden/>
               </w:rPr>
-              <w:instrText xml:space="preserve"> PAGEREF _Toc227830232 \h </w:instrText>
+              <w:instrText xml:space="preserve"> PAGEREF _Toc227843736 \h </w:instrText>
             </w:r>
             <w:r>
               <w:rPr>
@@ -431,7 +431,7 @@
               <w14:ligatures w14:val="standardContextual"/>
             </w:rPr>
           </w:pPr>
-          <w:hyperlink w:anchor="_Toc227830233" w:history="1">
+          <w:hyperlink w:anchor="_Toc227843737" w:history="1">
             <w:r>
               <w:rPr>
                 <w:rStyle w:val="Hyperlink"/>
@@ -458,7 +458,7 @@
                 <w:noProof/>
                 <w:webHidden/>
               </w:rPr>
-              <w:instrText xml:space="preserve"> PAGEREF _Toc227830233 \h </w:instrText>
+              <w:instrText xml:space="preserve"> PAGEREF _Toc227843737 \h </w:instrText>
             </w:r>
             <w:r>
               <w:rPr>
@@ -505,7 +505,7 @@
               <w14:ligatures w14:val="standardContextual"/>
             </w:rPr>
           </w:pPr>
-          <w:hyperlink w:anchor="_Toc227830234" w:history="1">
+          <w:hyperlink w:anchor="_Toc227843738" w:history="1">
             <w:r>
               <w:rPr>
                 <w:rStyle w:val="Hyperlink"/>
@@ -532,7 +532,7 @@
                 <w:noProof/>
                 <w:webHidden/>
               </w:rPr>
-              <w:instrText xml:space="preserve"> PAGEREF _Toc227830234 \h </w:instrText>
+              <w:instrText xml:space="preserve"> PAGEREF _Toc227843738 \h </w:instrText>
             </w:r>
             <w:r>
               <w:rPr>
@@ -579,7 +579,7 @@
               <w14:ligatures w14:val="standardContextual"/>
             </w:rPr>
           </w:pPr>
-          <w:hyperlink w:anchor="_Toc227830235" w:history="1">
+          <w:hyperlink w:anchor="_Toc227843739" w:history="1">
             <w:r>
               <w:rPr>
                 <w:rStyle w:val="Hyperlink"/>
@@ -606,7 +606,7 @@
                 <w:noProof/>
                 <w:webHidden/>
               </w:rPr>
-              <w:instrText xml:space="preserve"> PAGEREF _Toc227830235 \h </w:instrText>
+              <w:instrText xml:space="preserve"> PAGEREF _Toc227843739 \h </w:instrText>
             </w:r>
             <w:r>
               <w:rPr>
@@ -653,7 +653,7 @@
               <w14:ligatures w14:val="standardContextual"/>
             </w:rPr>
           </w:pPr>
-          <w:hyperlink w:anchor="_Toc227830236" w:history="1">
+          <w:hyperlink w:anchor="_Toc227843740" w:history="1">
             <w:r>
               <w:rPr>
                 <w:rStyle w:val="Hyperlink"/>
@@ -680,7 +680,7 @@
                 <w:noProof/>
                 <w:webHidden/>
               </w:rPr>
-              <w:instrText xml:space="preserve"> PAGEREF _Toc227830236 \h </w:instrText>
+              <w:instrText xml:space="preserve"> PAGEREF _Toc227843740 \h </w:instrText>
             </w:r>
             <w:r>
               <w:rPr>
@@ -727,7 +727,7 @@
               <w14:ligatures w14:val="standardContextual"/>
             </w:rPr>
           </w:pPr>
-          <w:hyperlink w:anchor="_Toc227830237" w:history="1">
+          <w:hyperlink w:anchor="_Toc227843741" w:history="1">
             <w:r>
               <w:rPr>
                 <w:rStyle w:val="Hyperlink"/>
@@ -754,7 +754,7 @@
                 <w:noProof/>
                 <w:webHidden/>
               </w:rPr>
-              <w:instrText xml:space="preserve"> PAGEREF _Toc227830237 \h </w:instrText>
+              <w:instrText xml:space="preserve"> PAGEREF _Toc227843741 \h </w:instrText>
             </w:r>
             <w:r>
               <w:rPr>
@@ -801,7 +801,7 @@
               <w14:ligatures w14:val="standardContextual"/>
             </w:rPr>
           </w:pPr>
-          <w:hyperlink w:anchor="_Toc227830238" w:history="1">
+          <w:hyperlink w:anchor="_Toc227843742" w:history="1">
             <w:r>
               <w:rPr>
                 <w:rStyle w:val="Hyperlink"/>
@@ -828,7 +828,7 @@
                 <w:noProof/>
                 <w:webHidden/>
               </w:rPr>
-              <w:instrText xml:space="preserve"> PAGEREF _Toc227830238 \h </w:instrText>
+              <w:instrText xml:space="preserve"> PAGEREF _Toc227843742 \h </w:instrText>
             </w:r>
             <w:r>
               <w:rPr>
@@ -875,7 +875,7 @@
               <w14:ligatures w14:val="standardContextual"/>
             </w:rPr>
           </w:pPr>
-          <w:hyperlink w:anchor="_Toc227830239" w:history="1">
+          <w:hyperlink w:anchor="_Toc227843743" w:history="1">
             <w:r>
               <w:rPr>
                 <w:rStyle w:val="Hyperlink"/>
@@ -902,7 +902,7 @@
                 <w:noProof/>
                 <w:webHidden/>
               </w:rPr>
-              <w:instrText xml:space="preserve"> PAGEREF _Toc227830239 \h </w:instrText>
+              <w:instrText xml:space="preserve"> PAGEREF _Toc227843743 \h </w:instrText>
             </w:r>
             <w:r>
               <w:rPr>
@@ -949,7 +949,7 @@
               <w14:ligatures w14:val="standardContextual"/>
             </w:rPr>
           </w:pPr>
-          <w:hyperlink w:anchor="_Toc227830240" w:history="1">
+          <w:hyperlink w:anchor="_Toc227843744" w:history="1">
             <w:r>
               <w:rPr>
                 <w:rStyle w:val="Hyperlink"/>
@@ -976,7 +976,7 @@
                 <w:noProof/>
                 <w:webHidden/>
               </w:rPr>
-              <w:instrText xml:space="preserve"> PAGEREF _Toc227830240 \h </w:instrText>
+              <w:instrText xml:space="preserve"> PAGEREF _Toc227843744 \h </w:instrText>
             </w:r>
             <w:r>
               <w:rPr>
@@ -1009,7 +1009,7 @@
         </w:p>
         <w:p>
           <w:pPr>
-            <w:pStyle w:val="TOC2"/>
+            <w:pStyle w:val="TOC1"/>
             <w:tabs>
               <w:tab w:val="right" w:leader="dot" w:pos="10530"/>
             </w:tabs>
@@ -1023,7 +1023,7 @@
               <w14:ligatures w14:val="standardContextual"/>
             </w:rPr>
           </w:pPr>
-          <w:hyperlink w:anchor="_Toc227830241" w:history="1">
+          <w:hyperlink w:anchor="_Toc227843745" w:history="1">
             <w:r>
               <w:rPr>
                 <w:rStyle w:val="Hyperlink"/>
@@ -1050,7 +1050,7 @@
                 <w:noProof/>
                 <w:webHidden/>
               </w:rPr>
-              <w:instrText xml:space="preserve"> PAGEREF _Toc227830241 \h </w:instrText>
+              <w:instrText xml:space="preserve"> PAGEREF _Toc227843745 \h </w:instrText>
             </w:r>
             <w:r>
               <w:rPr>
@@ -1097,7 +1097,7 @@
               <w14:ligatures w14:val="standardContextual"/>
             </w:rPr>
           </w:pPr>
-          <w:hyperlink w:anchor="_Toc227830242" w:history="1">
+          <w:hyperlink w:anchor="_Toc227843746" w:history="1">
             <w:r>
               <w:rPr>
                 <w:rStyle w:val="Hyperlink"/>
@@ -1124,7 +1124,7 @@
                 <w:noProof/>
                 <w:webHidden/>
               </w:rPr>
-              <w:instrText xml:space="preserve"> PAGEREF _Toc227830242 \h </w:instrText>
+              <w:instrText xml:space="preserve"> PAGEREF _Toc227843746 \h </w:instrText>
             </w:r>
             <w:r>
               <w:rPr>
@@ -1171,7 +1171,7 @@
               <w14:ligatures w14:val="standardContextual"/>
             </w:rPr>
           </w:pPr>
-          <w:hyperlink w:anchor="_Toc227830243" w:history="1">
+          <w:hyperlink w:anchor="_Toc227843747" w:history="1">
             <w:r>
               <w:rPr>
                 <w:rStyle w:val="Hyperlink"/>
@@ -1198,7 +1198,7 @@
                 <w:noProof/>
                 <w:webHidden/>
               </w:rPr>
-              <w:instrText xml:space="preserve"> PAGEREF _Toc227830243 \h </w:instrText>
+              <w:instrText xml:space="preserve"> PAGEREF _Toc227843747 \h </w:instrText>
             </w:r>
             <w:r>
               <w:rPr>
@@ -1245,7 +1245,7 @@
               <w14:ligatures w14:val="standardContextual"/>
             </w:rPr>
           </w:pPr>
-          <w:hyperlink w:anchor="_Toc227830244" w:history="1">
+          <w:hyperlink w:anchor="_Toc227843748" w:history="1">
             <w:r>
               <w:rPr>
                 <w:rStyle w:val="Hyperlink"/>
@@ -1272,7 +1272,7 @@
                 <w:noProof/>
                 <w:webHidden/>
               </w:rPr>
-              <w:instrText xml:space="preserve"> PAGEREF _Toc227830244 \h </w:instrText>
+              <w:instrText xml:space="preserve"> PAGEREF _Toc227843748 \h </w:instrText>
             </w:r>
             <w:r>
               <w:rPr>
@@ -1319,7 +1319,7 @@
               <w14:ligatures w14:val="standardContextual"/>
             </w:rPr>
           </w:pPr>
-          <w:hyperlink w:anchor="_Toc227830245" w:history="1">
+          <w:hyperlink w:anchor="_Toc227843749" w:history="1">
             <w:r>
               <w:rPr>
                 <w:rStyle w:val="Hyperlink"/>
@@ -1346,7 +1346,7 @@
                 <w:noProof/>
                 <w:webHidden/>
               </w:rPr>
-              <w:instrText xml:space="preserve"> PAGEREF _Toc227830245 \h </w:instrText>
+              <w:instrText xml:space="preserve"> PAGEREF _Toc227843749 \h </w:instrText>
             </w:r>
             <w:r>
               <w:rPr>
@@ -1393,7 +1393,7 @@
               <w14:ligatures w14:val="standardContextual"/>
             </w:rPr>
           </w:pPr>
-          <w:hyperlink w:anchor="_Toc227830246" w:history="1">
+          <w:hyperlink w:anchor="_Toc227843750" w:history="1">
             <w:r>
               <w:rPr>
                 <w:rStyle w:val="Hyperlink"/>
@@ -1420,7 +1420,7 @@
                 <w:noProof/>
                 <w:webHidden/>
               </w:rPr>
-              <w:instrText xml:space="preserve"> PAGEREF _Toc227830246 \h </w:instrText>
+              <w:instrText xml:space="preserve"> PAGEREF _Toc227843750 \h </w:instrText>
             </w:r>
             <w:r>
               <w:rPr>
@@ -1561,7 +1561,7 @@
         <w:pStyle w:val="Heading1"/>
       </w:pPr>
       <w:bookmarkStart w:id="0" w:name="docker-preflight-inside-wsl"/>
-      <w:bookmarkStart w:id="1" w:name="_Toc227830228"/>
+      <w:bookmarkStart w:id="1" w:name="_Toc227843732"/>
       <w:r>
         <w:lastRenderedPageBreak/>
         <w:t>Docker preflight inside WSL</w:t>
@@ -1705,7 +1705,7 @@
         <w:pStyle w:val="Heading1"/>
       </w:pPr>
       <w:bookmarkStart w:id="2" w:name="hdfs-and-spark-architecture"/>
-      <w:bookmarkStart w:id="3" w:name="_Toc227830229"/>
+      <w:bookmarkStart w:id="3" w:name="_Toc227843733"/>
       <w:bookmarkEnd w:id="0"/>
       <w:r>
         <w:t>HDFS and Spark architecture</w:t>
@@ -1736,7 +1736,7 @@
           <w:noProof/>
         </w:rPr>
         <w:drawing>
-          <wp:inline distT="0" distB="0" distL="0" distR="0" wp14:anchorId="09424B54" wp14:editId="4F508505">
+          <wp:inline distT="0" distB="0" distL="0" distR="0" wp14:anchorId="079A330B" wp14:editId="41A4DEAC">
             <wp:extent cx="6692900" cy="4625299"/>
             <wp:effectExtent l="0" t="0" r="0" b="0"/>
             <wp:docPr id="23" name="Picture" descr="Figure 1"/>
@@ -1839,7 +1839,7 @@
           <w:noProof/>
         </w:rPr>
         <w:drawing>
-          <wp:inline distT="0" distB="0" distL="0" distR="0" wp14:anchorId="5F0BF0CC" wp14:editId="6821B619">
+          <wp:inline distT="0" distB="0" distL="0" distR="0" wp14:anchorId="6CFF56BB" wp14:editId="1AAF3381">
             <wp:extent cx="6680200" cy="4470400"/>
             <wp:effectExtent l="0" t="0" r="0" b="0"/>
             <wp:docPr id="26" name="Picture" descr="Figure 2"/>
@@ -1890,7 +1890,7 @@
           <w:noProof/>
         </w:rPr>
         <w:drawing>
-          <wp:inline distT="0" distB="0" distL="0" distR="0" wp14:anchorId="7053BDD0" wp14:editId="57A5C182">
+          <wp:inline distT="0" distB="0" distL="0" distR="0" wp14:anchorId="4E57A12C" wp14:editId="12CEEF80">
             <wp:extent cx="6692900" cy="3111152"/>
             <wp:effectExtent l="0" t="0" r="0" b="0"/>
             <wp:docPr id="29" name="Picture" descr="Figure 3"/>
@@ -1995,7 +1995,7 @@
         <w:pStyle w:val="Heading1"/>
       </w:pPr>
       <w:bookmarkStart w:id="4" w:name="basic-docker-concepts"/>
-      <w:bookmarkStart w:id="5" w:name="_Toc227830230"/>
+      <w:bookmarkStart w:id="5" w:name="_Toc227843734"/>
       <w:bookmarkEnd w:id="2"/>
       <w:r>
         <w:t>Basic Docker concepts</w:t>
@@ -2397,7 +2397,7 @@
           <w:noProof/>
         </w:rPr>
         <w:drawing>
-          <wp:inline distT="0" distB="0" distL="0" distR="0" wp14:anchorId="0CFD7644" wp14:editId="72AEC09A">
+          <wp:inline distT="0" distB="0" distL="0" distR="0" wp14:anchorId="27C6C529" wp14:editId="0F869090">
             <wp:extent cx="6692900" cy="2040481"/>
             <wp:effectExtent l="0" t="0" r="0" b="0"/>
             <wp:docPr id="33" name="Picture" descr="Figure 4"/>
@@ -2471,7 +2471,7 @@
         </w:rPr>
         <w:lastRenderedPageBreak/>
         <w:drawing>
-          <wp:inline distT="0" distB="0" distL="0" distR="0" wp14:anchorId="351FD31A" wp14:editId="20F2495D">
+          <wp:inline distT="0" distB="0" distL="0" distR="0" wp14:anchorId="38648F8C" wp14:editId="04E3C049">
             <wp:extent cx="5707781" cy="346509"/>
             <wp:effectExtent l="0" t="0" r="0" b="0"/>
             <wp:docPr id="36" name="Picture" descr="Figure 5"/>
@@ -2593,7 +2593,7 @@
         <w:pStyle w:val="Heading1"/>
       </w:pPr>
       <w:bookmarkStart w:id="6" w:name="Xcf83099d3f9d96282627f39158c8a5a2367c217"/>
-      <w:bookmarkStart w:id="7" w:name="_Toc227830231"/>
+      <w:bookmarkStart w:id="7" w:name="_Toc227843735"/>
       <w:bookmarkEnd w:id="4"/>
       <w:r>
         <w:t>Installing Apache Spark and HDFS locally with Docker containers</w:t>
@@ -2938,7 +2938,7 @@
         <w:pStyle w:val="Heading1"/>
       </w:pPr>
       <w:bookmarkStart w:id="8" w:name="how-the-services-connect-to-each-other"/>
-      <w:bookmarkStart w:id="9" w:name="_Toc227830232"/>
+      <w:bookmarkStart w:id="9" w:name="_Toc227843736"/>
       <w:bookmarkEnd w:id="6"/>
       <w:r>
         <w:t>How the services connect to each other</w:t>
@@ -3388,7 +3388,7 @@
         </w:rPr>
         <w:lastRenderedPageBreak/>
         <w:drawing>
-          <wp:inline distT="0" distB="0" distL="0" distR="0" wp14:anchorId="09F5421D" wp14:editId="20F61765">
+          <wp:inline distT="0" distB="0" distL="0" distR="0" wp14:anchorId="30545C81" wp14:editId="2F6D8C3E">
             <wp:extent cx="6692900" cy="3291679"/>
             <wp:effectExtent l="0" t="0" r="0" b="0"/>
             <wp:docPr id="41" name="Picture" descr="Figure 6"/>
@@ -3461,7 +3461,7 @@
           <w:noProof/>
         </w:rPr>
         <w:drawing>
-          <wp:inline distT="0" distB="0" distL="0" distR="0" wp14:anchorId="1BEC54C3" wp14:editId="547C72DD">
+          <wp:inline distT="0" distB="0" distL="0" distR="0" wp14:anchorId="18A9F606" wp14:editId="4B50134E">
             <wp:extent cx="6692900" cy="788569"/>
             <wp:effectExtent l="0" t="0" r="0" b="0"/>
             <wp:docPr id="44" name="Picture" descr="Figure 7"/>
@@ -3531,7 +3531,7 @@
         </w:rPr>
         <w:lastRenderedPageBreak/>
         <w:drawing>
-          <wp:inline distT="0" distB="0" distL="0" distR="0" wp14:anchorId="454F60B3" wp14:editId="113D99C2">
+          <wp:inline distT="0" distB="0" distL="0" distR="0" wp14:anchorId="5A0169FB" wp14:editId="034BA970">
             <wp:extent cx="6438900" cy="10591800"/>
             <wp:effectExtent l="0" t="0" r="0" b="0"/>
             <wp:docPr id="47" name="Picture" descr="Figure 8"/>
@@ -3645,7 +3645,7 @@
           <w:noProof/>
         </w:rPr>
         <w:drawing>
-          <wp:inline distT="0" distB="0" distL="0" distR="0" wp14:anchorId="03405C15" wp14:editId="5719325F">
+          <wp:inline distT="0" distB="0" distL="0" distR="0" wp14:anchorId="08AFECB5" wp14:editId="60188604">
             <wp:extent cx="6692900" cy="7709300"/>
             <wp:effectExtent l="0" t="0" r="0" b="0"/>
             <wp:docPr id="50" name="Picture" descr="Figure 9"/>
@@ -3795,7 +3795,7 @@
           <w:noProof/>
         </w:rPr>
         <w:drawing>
-          <wp:inline distT="0" distB="0" distL="0" distR="0" wp14:anchorId="7CAE4ED0" wp14:editId="46126C69">
+          <wp:inline distT="0" distB="0" distL="0" distR="0" wp14:anchorId="27DA2302" wp14:editId="767DCCEE">
             <wp:extent cx="6692900" cy="5648755"/>
             <wp:effectExtent l="0" t="0" r="0" b="0"/>
             <wp:docPr id="53" name="Picture" descr="Figure 10"/>
@@ -3883,7 +3883,7 @@
         </w:rPr>
         <w:lastRenderedPageBreak/>
         <w:drawing>
-          <wp:inline distT="0" distB="0" distL="0" distR="0" wp14:anchorId="4BD5D2E2" wp14:editId="650800AA">
+          <wp:inline distT="0" distB="0" distL="0" distR="0" wp14:anchorId="532BB20F" wp14:editId="4E5ABCFE">
             <wp:extent cx="6692900" cy="3630867"/>
             <wp:effectExtent l="0" t="0" r="0" b="0"/>
             <wp:docPr id="56" name="Picture" descr="Figure 11"/>
@@ -3956,7 +3956,7 @@
           <w:noProof/>
         </w:rPr>
         <w:drawing>
-          <wp:inline distT="0" distB="0" distL="0" distR="0" wp14:anchorId="7F0E6E6B" wp14:editId="67AEF7F4">
+          <wp:inline distT="0" distB="0" distL="0" distR="0" wp14:anchorId="0A114A6C" wp14:editId="5460C529">
             <wp:extent cx="6429675" cy="1761423"/>
             <wp:effectExtent l="0" t="0" r="0" b="0"/>
             <wp:docPr id="59" name="Picture" descr="Figure 12"/>
@@ -4011,7 +4011,7 @@
         <w:pStyle w:val="Heading2"/>
       </w:pPr>
       <w:bookmarkStart w:id="10" w:name="if-you-use-docker-desktop"/>
-      <w:bookmarkStart w:id="11" w:name="_Toc227830233"/>
+      <w:bookmarkStart w:id="11" w:name="_Toc227843737"/>
       <w:r>
         <w:t>If you use Docker Desktop</w:t>
       </w:r>
@@ -4059,7 +4059,7 @@
         </w:rPr>
         <w:lastRenderedPageBreak/>
         <w:drawing>
-          <wp:inline distT="0" distB="0" distL="0" distR="0" wp14:anchorId="3E6B39DC" wp14:editId="32978E2E">
+          <wp:inline distT="0" distB="0" distL="0" distR="0" wp14:anchorId="1F788B04" wp14:editId="6E79D91D">
             <wp:extent cx="2483317" cy="6477802"/>
             <wp:effectExtent l="0" t="0" r="0" b="0"/>
             <wp:docPr id="62" name="Picture" descr="Figure 13"/>
@@ -4142,7 +4142,7 @@
           <w:noProof/>
         </w:rPr>
         <w:drawing>
-          <wp:inline distT="0" distB="0" distL="0" distR="0" wp14:anchorId="7B364BB5" wp14:editId="6D034627">
+          <wp:inline distT="0" distB="0" distL="0" distR="0" wp14:anchorId="538B245F" wp14:editId="1BFF2DA6">
             <wp:extent cx="6692900" cy="1923612"/>
             <wp:effectExtent l="0" t="0" r="0" b="0"/>
             <wp:docPr id="65" name="Picture" descr="Figure 14"/>
@@ -4261,7 +4261,7 @@
           <w:noProof/>
         </w:rPr>
         <w:drawing>
-          <wp:inline distT="0" distB="0" distL="0" distR="0" wp14:anchorId="31A7397C" wp14:editId="77551280">
+          <wp:inline distT="0" distB="0" distL="0" distR="0" wp14:anchorId="27870AAE" wp14:editId="02B172BB">
             <wp:extent cx="6692900" cy="2360127"/>
             <wp:effectExtent l="0" t="0" r="0" b="0"/>
             <wp:docPr id="68" name="Picture" descr="Figure 15"/>
@@ -4308,7 +4308,7 @@
         <w:pStyle w:val="Heading2"/>
       </w:pPr>
       <w:bookmarkStart w:id="12" w:name="Xc90cefff7cb14c00af8e5a19a8a5dc5b8e88f6b"/>
-      <w:bookmarkStart w:id="13" w:name="_Toc227830234"/>
+      <w:bookmarkStart w:id="13" w:name="_Toc227843738"/>
       <w:bookmarkEnd w:id="10"/>
       <w:r>
         <w:t>If you use a native Docker Engine inside WSL</w:t>
@@ -6473,7 +6473,7 @@
           <w:noProof/>
         </w:rPr>
         <w:drawing>
-          <wp:inline distT="0" distB="0" distL="0" distR="0" wp14:anchorId="15B3AB25" wp14:editId="28B95A9F">
+          <wp:inline distT="0" distB="0" distL="0" distR="0" wp14:anchorId="6C8B2847" wp14:editId="31951C6A">
             <wp:extent cx="6692900" cy="3823835"/>
             <wp:effectExtent l="0" t="0" r="0" b="0"/>
             <wp:docPr id="72" name="Picture" descr="Figure 16"/>
@@ -6520,7 +6520,7 @@
         <w:pStyle w:val="Heading1"/>
       </w:pPr>
       <w:bookmarkStart w:id="14" w:name="running-programs-on-the-cluster"/>
-      <w:bookmarkStart w:id="15" w:name="_Toc227830235"/>
+      <w:bookmarkStart w:id="15" w:name="_Toc227843739"/>
       <w:bookmarkEnd w:id="8"/>
       <w:bookmarkEnd w:id="12"/>
       <w:r>
@@ -6605,7 +6605,7 @@
         <w:pStyle w:val="Heading2"/>
       </w:pPr>
       <w:bookmarkStart w:id="16" w:name="X4eac9c31e38a8ce71c8b6f5d1cb891e20414c1a"/>
-      <w:bookmarkStart w:id="17" w:name="_Toc227830236"/>
+      <w:bookmarkStart w:id="17" w:name="_Toc227843740"/>
       <w:r>
         <w:t>Running your own Spark program on the cluster</w:t>
       </w:r>
@@ -6657,7 +6657,7 @@
         <w:pStyle w:val="Heading2"/>
       </w:pPr>
       <w:bookmarkStart w:id="18" w:name="uploading-code"/>
-      <w:bookmarkStart w:id="19" w:name="_Toc227830237"/>
+      <w:bookmarkStart w:id="19" w:name="_Toc227843741"/>
       <w:bookmarkEnd w:id="16"/>
       <w:r>
         <w:t>Uploading code</w:t>
@@ -6688,7 +6688,7 @@
         </w:rPr>
         <w:lastRenderedPageBreak/>
         <w:drawing>
-          <wp:inline distT="0" distB="0" distL="0" distR="0" wp14:anchorId="69D657BB" wp14:editId="5EF09632">
+          <wp:inline distT="0" distB="0" distL="0" distR="0" wp14:anchorId="406FD936" wp14:editId="1DECCA21">
             <wp:extent cx="6692900" cy="1101215"/>
             <wp:effectExtent l="0" t="0" r="0" b="0"/>
             <wp:docPr id="78" name="Picture" descr="Figure 17"/>
@@ -6761,7 +6761,7 @@
           <w:noProof/>
         </w:rPr>
         <w:drawing>
-          <wp:inline distT="0" distB="0" distL="0" distR="0" wp14:anchorId="4EBEE045" wp14:editId="0BAE8452">
+          <wp:inline distT="0" distB="0" distL="0" distR="0" wp14:anchorId="201321D7" wp14:editId="19060462">
             <wp:extent cx="6692900" cy="1722842"/>
             <wp:effectExtent l="0" t="0" r="0" b="0"/>
             <wp:docPr id="81" name="Picture" descr="Figure 18"/>
@@ -6852,7 +6852,7 @@
           <w:noProof/>
         </w:rPr>
         <w:drawing>
-          <wp:inline distT="0" distB="0" distL="0" distR="0" wp14:anchorId="4116FBAE" wp14:editId="29C21D66">
+          <wp:inline distT="0" distB="0" distL="0" distR="0" wp14:anchorId="16E2DDD3" wp14:editId="1864A04D">
             <wp:extent cx="6692900" cy="397769"/>
             <wp:effectExtent l="0" t="0" r="0" b="0"/>
             <wp:docPr id="84" name="Picture" descr="Figure 24"/>
@@ -9490,7 +9490,7 @@
         <w:pStyle w:val="Heading2"/>
       </w:pPr>
       <w:bookmarkStart w:id="20" w:name="uploading-data-files"/>
-      <w:bookmarkStart w:id="21" w:name="_Toc227830238"/>
+      <w:bookmarkStart w:id="21" w:name="_Toc227843742"/>
       <w:bookmarkEnd w:id="18"/>
       <w:r>
         <w:t>Uploading data files</w:t>
@@ -9661,7 +9661,7 @@
           <w:noProof/>
         </w:rPr>
         <w:drawing>
-          <wp:inline distT="0" distB="0" distL="0" distR="0" wp14:anchorId="16EEAE12" wp14:editId="5D989E1C">
+          <wp:inline distT="0" distB="0" distL="0" distR="0" wp14:anchorId="676669BC" wp14:editId="5EF3413D">
             <wp:extent cx="6692900" cy="1694227"/>
             <wp:effectExtent l="0" t="0" r="0" b="0"/>
             <wp:docPr id="88" name="Picture" descr="Figure 19"/>
@@ -9774,7 +9774,7 @@
           <w:noProof/>
         </w:rPr>
         <w:drawing>
-          <wp:inline distT="0" distB="0" distL="0" distR="0" wp14:anchorId="42F69381" wp14:editId="088594F5">
+          <wp:inline distT="0" distB="0" distL="0" distR="0" wp14:anchorId="351AA93D" wp14:editId="5ADB4819">
             <wp:extent cx="6692900" cy="761605"/>
             <wp:effectExtent l="0" t="0" r="0" b="0"/>
             <wp:docPr id="91" name="Picture" descr="Figure 20"/>
@@ -10152,7 +10152,7 @@
         <w:pStyle w:val="Heading1"/>
       </w:pPr>
       <w:bookmarkStart w:id="22" w:name="X5aac453af1ce88e019b0c7e5b7ae4cf04bd0b11"/>
-      <w:bookmarkStart w:id="23" w:name="_Toc227830239"/>
+      <w:bookmarkStart w:id="23" w:name="_Toc227843743"/>
       <w:bookmarkEnd w:id="14"/>
       <w:bookmarkEnd w:id="20"/>
       <w:r>
@@ -10753,7 +10753,7 @@
         <w:pStyle w:val="Heading2"/>
       </w:pPr>
       <w:bookmarkStart w:id="24" w:name="monitoring-execution"/>
-      <w:bookmarkStart w:id="25" w:name="_Toc227830240"/>
+      <w:bookmarkStart w:id="25" w:name="_Toc227843744"/>
       <w:r>
         <w:t>Monitoring execution</w:t>
       </w:r>
@@ -10782,7 +10782,7 @@
         </w:rPr>
         <w:lastRenderedPageBreak/>
         <w:drawing>
-          <wp:inline distT="0" distB="0" distL="0" distR="0" wp14:anchorId="07B02D5C" wp14:editId="0CC8D84C">
+          <wp:inline distT="0" distB="0" distL="0" distR="0" wp14:anchorId="2969D71A" wp14:editId="5C6DC920">
             <wp:extent cx="6692900" cy="6026364"/>
             <wp:effectExtent l="0" t="0" r="0" b="0"/>
             <wp:docPr id="96" name="Picture" descr="Figure 21"/>
@@ -10826,10 +10826,11 @@
     </w:p>
     <w:p>
       <w:pPr>
-        <w:pStyle w:val="Heading2"/>
+        <w:pStyle w:val="Heading1"/>
       </w:pPr>
       <w:bookmarkStart w:id="26" w:name="history-server"/>
-      <w:bookmarkStart w:id="27" w:name="_Toc227830241"/>
+      <w:bookmarkStart w:id="27" w:name="_Toc227843745"/>
+      <w:bookmarkEnd w:id="22"/>
       <w:bookmarkEnd w:id="24"/>
       <w:r>
         <w:t>History Server</w:t>
@@ -10878,16 +10879,16 @@
         </w:rPr>
         <w:lastRenderedPageBreak/>
         <w:drawing>
-          <wp:inline distT="0" distB="0" distL="0" distR="0" wp14:anchorId="101EA617" wp14:editId="02D688F7">
+          <wp:inline distT="0" distB="0" distL="0" distR="0" wp14:anchorId="7AC9B1CE" wp14:editId="26B71C3B">
             <wp:extent cx="6692900" cy="3307628"/>
             <wp:effectExtent l="0" t="0" r="0" b="0"/>
-            <wp:docPr id="100" name="Picture" descr="Figure 22"/>
+            <wp:docPr id="101" name="Picture" descr="Figure 22"/>
             <wp:cNvGraphicFramePr/>
             <a:graphic xmlns:a="http://schemas.openxmlformats.org/drawingml/2006/main">
               <a:graphicData uri="http://schemas.openxmlformats.org/drawingml/2006/picture">
                 <pic:pic xmlns:pic="http://schemas.openxmlformats.org/drawingml/2006/picture">
                   <pic:nvPicPr>
-                    <pic:cNvPr id="101" name="Picture" descr="images/img22.png"/>
+                    <pic:cNvPr id="102" name="Picture" descr="images/img22.png"/>
                     <pic:cNvPicPr>
                       <a:picLocks noChangeAspect="1" noChangeArrowheads="1"/>
                     </pic:cNvPicPr>
@@ -10929,16 +10930,16 @@
           <w:noProof/>
         </w:rPr>
         <w:drawing>
-          <wp:inline distT="0" distB="0" distL="0" distR="0" wp14:anchorId="7B511F94" wp14:editId="72356547">
+          <wp:inline distT="0" distB="0" distL="0" distR="0" wp14:anchorId="59C2C897" wp14:editId="20963BCC">
             <wp:extent cx="6692900" cy="4050863"/>
             <wp:effectExtent l="0" t="0" r="0" b="0"/>
-            <wp:docPr id="103" name="Picture" descr="Figure 23"/>
+            <wp:docPr id="104" name="Picture" descr="Figure 23"/>
             <wp:cNvGraphicFramePr/>
             <a:graphic xmlns:a="http://schemas.openxmlformats.org/drawingml/2006/main">
               <a:graphicData uri="http://schemas.openxmlformats.org/drawingml/2006/picture">
                 <pic:pic xmlns:pic="http://schemas.openxmlformats.org/drawingml/2006/picture">
                   <pic:nvPicPr>
-                    <pic:cNvPr id="104" name="Picture" descr="images/img23.png"/>
+                    <pic:cNvPr id="105" name="Picture" descr="images/img23.png"/>
                     <pic:cNvPicPr>
                       <a:picLocks noChangeAspect="1" noChangeArrowheads="1"/>
                     </pic:cNvPicPr>
@@ -10976,8 +10977,7 @@
         <w:pStyle w:val="Heading1"/>
       </w:pPr>
       <w:bookmarkStart w:id="28" w:name="useful-linux-commands"/>
-      <w:bookmarkStart w:id="29" w:name="_Toc227830242"/>
-      <w:bookmarkEnd w:id="22"/>
+      <w:bookmarkStart w:id="29" w:name="_Toc227843746"/>
       <w:bookmarkEnd w:id="26"/>
       <w:r>
         <w:t>Useful Linux commands</w:t>
@@ -11231,7 +11231,7 @@
         <w:pStyle w:val="Heading1"/>
       </w:pPr>
       <w:bookmarkStart w:id="30" w:name="useful-hdfs-commands"/>
-      <w:bookmarkStart w:id="31" w:name="_Toc227830243"/>
+      <w:bookmarkStart w:id="31" w:name="_Toc227843747"/>
       <w:bookmarkEnd w:id="28"/>
       <w:r>
         <w:t>Useful HDFS commands</w:t>
@@ -11471,7 +11471,7 @@
         <w:pStyle w:val="Heading1"/>
       </w:pPr>
       <w:bookmarkStart w:id="32" w:name="Xe190e008299aaae4afb871d9762e6b87c521f0c"/>
-      <w:bookmarkStart w:id="33" w:name="_Toc227830244"/>
+      <w:bookmarkStart w:id="33" w:name="_Toc227843748"/>
       <w:bookmarkEnd w:id="30"/>
       <w:r>
         <w:t>Stopping and cleaning up the infrastructure</w:t>
@@ -11483,7 +11483,7 @@
         <w:pStyle w:val="Heading2"/>
       </w:pPr>
       <w:bookmarkStart w:id="34" w:name="stopping-the-infrastructure"/>
-      <w:bookmarkStart w:id="35" w:name="_Toc227830245"/>
+      <w:bookmarkStart w:id="35" w:name="_Toc227843749"/>
       <w:r>
         <w:t>Stopping the infrastructure</w:t>
       </w:r>
@@ -11562,7 +11562,7 @@
         <w:pStyle w:val="Heading2"/>
       </w:pPr>
       <w:bookmarkStart w:id="36" w:name="cleaning-up-the-infrastructure"/>
-      <w:bookmarkStart w:id="37" w:name="_Toc227830246"/>
+      <w:bookmarkStart w:id="37" w:name="_Toc227843750"/>
       <w:bookmarkEnd w:id="34"/>
       <w:r>
         <w:t>Cleaning up the infrastructure</w:t>
@@ -12092,7 +12092,7 @@
   <w:abstractNum w:abstractNumId="9" w15:restartNumberingAfterBreak="0">
     <w:nsid w:val="0000A990"/>
     <w:multiLevelType w:val="multilevel"/>
-    <w:tmpl w:val="609EEBA8"/>
+    <w:tmpl w:val="F9D63002"/>
     <w:lvl w:ilvl="0">
       <w:numFmt w:val="bullet"/>
       <w:lvlText w:val=" "/>
@@ -12169,7 +12169,7 @@
   <w:abstractNum w:abstractNumId="10" w15:restartNumberingAfterBreak="0">
     <w:nsid w:val="0000A991"/>
     <w:multiLevelType w:val="multilevel"/>
-    <w:tmpl w:val="928C6972"/>
+    <w:tmpl w:val="63CCF0E8"/>
     <w:lvl w:ilvl="0">
       <w:numFmt w:val="bullet"/>
       <w:lvlText w:val=""/>
@@ -12273,7 +12273,7 @@
   <w:abstractNum w:abstractNumId="11" w15:restartNumberingAfterBreak="0">
     <w:nsid w:val="00A99411"/>
     <w:multiLevelType w:val="multilevel"/>
-    <w:tmpl w:val="80C4532E"/>
+    <w:tmpl w:val="2AB8503A"/>
     <w:lvl w:ilvl="0">
       <w:start w:val="1"/>
       <w:numFmt w:val="decimal"/>
@@ -12356,79 +12356,79 @@
       </w:pPr>
     </w:lvl>
   </w:abstractNum>
-  <w:num w:numId="1" w16cid:durableId="1979263299">
+  <w:num w:numId="1" w16cid:durableId="1256590127">
     <w:abstractNumId w:val="8"/>
   </w:num>
-  <w:num w:numId="2" w16cid:durableId="453446549">
+  <w:num w:numId="2" w16cid:durableId="30540598">
     <w:abstractNumId w:val="6"/>
   </w:num>
-  <w:num w:numId="3" w16cid:durableId="1921064841">
+  <w:num w:numId="3" w16cid:durableId="1746295735">
     <w:abstractNumId w:val="5"/>
   </w:num>
-  <w:num w:numId="4" w16cid:durableId="177355654">
+  <w:num w:numId="4" w16cid:durableId="1079450861">
     <w:abstractNumId w:val="4"/>
   </w:num>
-  <w:num w:numId="5" w16cid:durableId="1327586254">
+  <w:num w:numId="5" w16cid:durableId="1588271567">
     <w:abstractNumId w:val="7"/>
   </w:num>
-  <w:num w:numId="6" w16cid:durableId="255554010">
+  <w:num w:numId="6" w16cid:durableId="414515915">
     <w:abstractNumId w:val="3"/>
   </w:num>
-  <w:num w:numId="7" w16cid:durableId="872377107">
+  <w:num w:numId="7" w16cid:durableId="1361667061">
     <w:abstractNumId w:val="2"/>
   </w:num>
-  <w:num w:numId="8" w16cid:durableId="536352159">
+  <w:num w:numId="8" w16cid:durableId="560362186">
     <w:abstractNumId w:val="1"/>
   </w:num>
-  <w:num w:numId="9" w16cid:durableId="1710646667">
+  <w:num w:numId="9" w16cid:durableId="1532184636">
     <w:abstractNumId w:val="0"/>
   </w:num>
-  <w:num w:numId="10" w16cid:durableId="754128495">
+  <w:num w:numId="10" w16cid:durableId="129178462">
     <w:abstractNumId w:val="9"/>
   </w:num>
-  <w:num w:numId="11" w16cid:durableId="1873954112">
+  <w:num w:numId="11" w16cid:durableId="742264922">
     <w:abstractNumId w:val="10"/>
   </w:num>
-  <w:num w:numId="12" w16cid:durableId="1463309786">
+  <w:num w:numId="12" w16cid:durableId="1454134967">
     <w:abstractNumId w:val="10"/>
   </w:num>
-  <w:num w:numId="13" w16cid:durableId="208300611">
+  <w:num w:numId="13" w16cid:durableId="1327585223">
     <w:abstractNumId w:val="10"/>
   </w:num>
-  <w:num w:numId="14" w16cid:durableId="607157173">
+  <w:num w:numId="14" w16cid:durableId="470908219">
     <w:abstractNumId w:val="10"/>
   </w:num>
-  <w:num w:numId="15" w16cid:durableId="1030454356">
+  <w:num w:numId="15" w16cid:durableId="2126263385">
     <w:abstractNumId w:val="10"/>
   </w:num>
-  <w:num w:numId="16" w16cid:durableId="1728451069">
+  <w:num w:numId="16" w16cid:durableId="833910452">
     <w:abstractNumId w:val="10"/>
   </w:num>
-  <w:num w:numId="17" w16cid:durableId="1956446334">
+  <w:num w:numId="17" w16cid:durableId="1818567302">
     <w:abstractNumId w:val="10"/>
   </w:num>
-  <w:num w:numId="18" w16cid:durableId="593053131">
+  <w:num w:numId="18" w16cid:durableId="26218089">
     <w:abstractNumId w:val="10"/>
   </w:num>
-  <w:num w:numId="19" w16cid:durableId="1666586046">
+  <w:num w:numId="19" w16cid:durableId="902714197">
     <w:abstractNumId w:val="10"/>
   </w:num>
-  <w:num w:numId="20" w16cid:durableId="188109889">
+  <w:num w:numId="20" w16cid:durableId="1837959712">
     <w:abstractNumId w:val="10"/>
   </w:num>
-  <w:num w:numId="21" w16cid:durableId="2104717860">
+  <w:num w:numId="21" w16cid:durableId="2015720544">
     <w:abstractNumId w:val="10"/>
   </w:num>
-  <w:num w:numId="22" w16cid:durableId="1868830101">
+  <w:num w:numId="22" w16cid:durableId="1479877925">
     <w:abstractNumId w:val="10"/>
   </w:num>
-  <w:num w:numId="23" w16cid:durableId="1141575579">
+  <w:num w:numId="23" w16cid:durableId="2020958430">
     <w:abstractNumId w:val="10"/>
   </w:num>
-  <w:num w:numId="24" w16cid:durableId="1154419003">
+  <w:num w:numId="24" w16cid:durableId="1637569375">
     <w:abstractNumId w:val="10"/>
   </w:num>
-  <w:num w:numId="25" w16cid:durableId="100609336">
+  <w:num w:numId="25" w16cid:durableId="235290652">
     <w:abstractNumId w:val="11"/>
     <w:lvlOverride w:ilvl="0">
       <w:startOverride w:val="1"/>
@@ -12458,28 +12458,28 @@
       <w:startOverride w:val="1"/>
     </w:lvlOverride>
   </w:num>
-  <w:num w:numId="26" w16cid:durableId="96753947">
+  <w:num w:numId="26" w16cid:durableId="503857175">
     <w:abstractNumId w:val="10"/>
   </w:num>
-  <w:num w:numId="27" w16cid:durableId="1835300082">
+  <w:num w:numId="27" w16cid:durableId="1023897439">
     <w:abstractNumId w:val="10"/>
   </w:num>
-  <w:num w:numId="28" w16cid:durableId="1622148178">
+  <w:num w:numId="28" w16cid:durableId="1234776441">
     <w:abstractNumId w:val="10"/>
   </w:num>
-  <w:num w:numId="29" w16cid:durableId="885794805">
+  <w:num w:numId="29" w16cid:durableId="1928226261">
     <w:abstractNumId w:val="10"/>
   </w:num>
-  <w:num w:numId="30" w16cid:durableId="1273703184">
+  <w:num w:numId="30" w16cid:durableId="936672976">
     <w:abstractNumId w:val="10"/>
   </w:num>
-  <w:num w:numId="31" w16cid:durableId="706106324">
+  <w:num w:numId="31" w16cid:durableId="183329682">
     <w:abstractNumId w:val="10"/>
   </w:num>
-  <w:num w:numId="32" w16cid:durableId="1308895206">
+  <w:num w:numId="32" w16cid:durableId="1382906152">
     <w:abstractNumId w:val="10"/>
   </w:num>
-  <w:num w:numId="33" w16cid:durableId="101152421">
+  <w:num w:numId="33" w16cid:durableId="39213722">
     <w:abstractNumId w:val="10"/>
   </w:num>
 </w:numbering>
@@ -24300,7 +24300,7 @@
     <w:autoRedefine/>
     <w:uiPriority w:val="39"/>
     <w:unhideWhenUsed/>
-    <w:rsid w:val="00286AB2"/>
+    <w:rsid w:val="00EE6270"/>
     <w:pPr>
       <w:spacing w:after="100"/>
     </w:pPr>
@@ -24312,7 +24312,7 @@
     <w:autoRedefine/>
     <w:uiPriority w:val="39"/>
     <w:unhideWhenUsed/>
-    <w:rsid w:val="00286AB2"/>
+    <w:rsid w:val="00EE6270"/>
     <w:pPr>
       <w:spacing w:after="100"/>
       <w:ind w:left="220"/>
@@ -24323,7 +24323,7 @@
     <w:basedOn w:val="DefaultParagraphFont"/>
     <w:uiPriority w:val="99"/>
     <w:unhideWhenUsed/>
-    <w:rsid w:val="00286AB2"/>
+    <w:rsid w:val="00EE6270"/>
     <w:rPr>
       <w:color w:val="0000FF" w:themeColor="hyperlink"/>
       <w:u w:val="single"/>
